--- a/200_通信协议/260805_通信基础与UART、I2C、SPI协议详解.docx
+++ b/200_通信协议/260805_通信基础与UART、I2C、SPI协议详解.docx
@@ -1445,12 +1445,2729 @@
         <w:t>电平标准</w:t>
       </w:r>
     </w:p>
+    <w:bookmarkEnd w:id="0"/>
     <w:bookmarkEnd w:id="4"/>
     <w:p>
       <w:pPr>
+        <w:pStyle w:val="13"/>
+        <w:rPr>
+          <w:rFonts w:hint="eastAsia"/>
+        </w:rPr>
+      </w:pPr>
+      <w:bookmarkStart w:id="5" w:name="uart-串口"/>
+      <w:r>
+        <w:t xml:space="preserve">TTL、RS232 </w:t>
+      </w:r>
+      <w:r>
+        <w:rPr>
+          <w:rFonts w:hint="eastAsia"/>
+        </w:rPr>
+        <w:t>和</w:t>
+      </w:r>
+      <w:r>
+        <w:t xml:space="preserve"> RS485 </w:t>
+      </w:r>
+      <w:r>
+        <w:rPr>
+          <w:rFonts w:hint="eastAsia"/>
+        </w:rPr>
+        <w:t>是嵌入式开发与工业通信中最常见的物理层电平标准，三者在</w:t>
+      </w:r>
+      <w:r>
+        <w:rPr>
+          <w:rFonts w:hint="eastAsia"/>
+          <w:b/>
+          <w:bCs/>
+        </w:rPr>
+        <w:t>逻辑电平定义</w:t>
+      </w:r>
+      <w:r>
+        <w:t>、</w:t>
+      </w:r>
+      <w:r>
+        <w:rPr>
+          <w:rFonts w:hint="eastAsia"/>
+          <w:b/>
+          <w:bCs/>
+        </w:rPr>
+        <w:t>传输方式</w:t>
+      </w:r>
+      <w:r>
+        <w:t>、</w:t>
+      </w:r>
+      <w:r>
+        <w:rPr>
+          <w:rFonts w:hint="eastAsia"/>
+          <w:b/>
+          <w:bCs/>
+        </w:rPr>
+        <w:t>抗干扰能力</w:t>
+      </w:r>
+      <w:r>
+        <w:rPr>
+          <w:rFonts w:hint="eastAsia"/>
+        </w:rPr>
+        <w:t>和</w:t>
+      </w:r>
+      <w:r>
+        <w:rPr>
+          <w:rFonts w:hint="eastAsia"/>
+          <w:b/>
+          <w:bCs/>
+        </w:rPr>
+        <w:t>拓扑结构</w:t>
+      </w:r>
+      <w:r>
+        <w:rPr>
+          <w:rFonts w:hint="eastAsia"/>
+        </w:rPr>
+        <w:t>上存在本质差异。</w:t>
+      </w:r>
+    </w:p>
+    <w:p>
+      <w:pPr>
+        <w:pStyle w:val="3"/>
+        <w:jc w:val="center"/>
+      </w:pPr>
+      <w:r>
+        <w:rPr>
+          <w:rFonts w:ascii="宋体" w:hAnsi="宋体" w:eastAsia="宋体" w:cs="宋体"/>
+          <w:sz w:val="24"/>
+          <w:szCs w:val="24"/>
+        </w:rPr>
+        <w:drawing>
+          <wp:inline distT="0" distB="0" distL="114300" distR="114300">
+            <wp:extent cx="3692525" cy="2217420"/>
+            <wp:effectExtent l="0" t="0" r="10160" b="6350"/>
+            <wp:docPr id="1" name="图片 1" descr="IMG_256"/>
+            <wp:cNvGraphicFramePr>
+              <a:graphicFrameLocks xmlns:a="http://schemas.openxmlformats.org/drawingml/2006/main" noChangeAspect="1"/>
+            </wp:cNvGraphicFramePr>
+            <a:graphic xmlns:a="http://schemas.openxmlformats.org/drawingml/2006/main">
+              <a:graphicData uri="http://schemas.openxmlformats.org/drawingml/2006/picture">
+                <pic:pic xmlns:pic="http://schemas.openxmlformats.org/drawingml/2006/picture">
+                  <pic:nvPicPr>
+                    <pic:cNvPr id="1" name="图片 1" descr="IMG_256"/>
+                    <pic:cNvPicPr>
+                      <a:picLocks noChangeAspect="1"/>
+                    </pic:cNvPicPr>
+                  </pic:nvPicPr>
+                  <pic:blipFill>
+                    <a:blip r:embed="rId12"/>
+                    <a:stretch>
+                      <a:fillRect/>
+                    </a:stretch>
+                  </pic:blipFill>
+                  <pic:spPr>
+                    <a:xfrm>
+                      <a:off x="0" y="0"/>
+                      <a:ext cx="3692525" cy="2217420"/>
+                    </a:xfrm>
+                    <a:prstGeom prst="rect">
+                      <a:avLst/>
+                    </a:prstGeom>
+                    <a:noFill/>
+                    <a:ln w="9525">
+                      <a:noFill/>
+                    </a:ln>
+                  </pic:spPr>
+                </pic:pic>
+              </a:graphicData>
+            </a:graphic>
+          </wp:inline>
+        </w:drawing>
+      </w:r>
+    </w:p>
+    <w:p>
+      <w:pPr>
+        <w:pStyle w:val="3"/>
+        <w:jc w:val="center"/>
+      </w:pPr>
+      <w:r>
+        <w:t xml:space="preserve">TTL、RS232 </w:t>
+      </w:r>
+      <w:r>
+        <w:rPr>
+          <w:rFonts w:hint="eastAsia"/>
+        </w:rPr>
+        <w:t>与</w:t>
+      </w:r>
+      <w:r>
+        <w:t xml:space="preserve"> RS485 </w:t>
+      </w:r>
+      <w:r>
+        <w:rPr>
+          <w:rFonts w:hint="eastAsia"/>
+        </w:rPr>
+        <w:t>信号传输架构比较</w:t>
+      </w:r>
+    </w:p>
+    <w:p>
+      <w:pPr>
+        <w:pStyle w:val="6"/>
+      </w:pPr>
+      <w:bookmarkStart w:id="33" w:name="_GoBack"/>
+      <w:bookmarkEnd w:id="33"/>
+      <w:bookmarkStart w:id="6" w:name="ttl-电平transistor-transistor-logic"/>
+      <w:r>
+        <w:t xml:space="preserve">1. TTL </w:t>
+      </w:r>
+      <w:r>
+        <w:rPr>
+          <w:rFonts w:hint="eastAsia"/>
+        </w:rPr>
+        <w:t>电平（Transistor-Transistor</w:t>
+      </w:r>
+      <w:r>
+        <w:t xml:space="preserve"> </w:t>
+      </w:r>
+      <w:r>
+        <w:rPr>
+          <w:rFonts w:hint="eastAsia"/>
+        </w:rPr>
+        <w:t>Logic）</w:t>
+      </w:r>
+    </w:p>
+    <w:p>
+      <w:pPr>
+        <w:pStyle w:val="31"/>
+        <w:numPr>
+          <w:ilvl w:val="0"/>
+          <w:numId w:val="2"/>
+        </w:numPr>
+      </w:pPr>
+      <w:r>
+        <w:rPr>
+          <w:rFonts w:hint="eastAsia"/>
+          <w:b/>
+          <w:bCs/>
+        </w:rPr>
+        <w:t>信号类型</w:t>
+      </w:r>
+      <w:r>
+        <w:rPr>
+          <w:rFonts w:hint="eastAsia"/>
+        </w:rPr>
+        <w:t>：单端信号（参照共同地线</w:t>
+      </w:r>
+      <w:r>
+        <w:t xml:space="preserve"> </w:t>
+      </w:r>
+      <w:r>
+        <w:rPr>
+          <w:rFonts w:hint="eastAsia"/>
+        </w:rPr>
+        <w:t>GND）。</w:t>
+      </w:r>
+    </w:p>
+    <w:p>
+      <w:pPr>
+        <w:pStyle w:val="31"/>
+        <w:numPr>
+          <w:ilvl w:val="0"/>
+          <w:numId w:val="2"/>
+        </w:numPr>
+      </w:pPr>
+      <w:r>
+        <w:rPr>
+          <w:rFonts w:hint="eastAsia"/>
+          <w:b/>
+          <w:bCs/>
+        </w:rPr>
+        <w:t>逻辑定义</w:t>
+      </w:r>
+      <w:r>
+        <w:rPr>
+          <w:rFonts w:hint="eastAsia"/>
+        </w:rPr>
+        <w:t>（以</w:t>
+      </w:r>
+      <w:r>
+        <w:t xml:space="preserve"> 5V </w:t>
+      </w:r>
+      <w:r>
+        <w:rPr>
+          <w:rFonts w:hint="eastAsia"/>
+        </w:rPr>
+        <w:t>系统为例）：</w:t>
+      </w:r>
+    </w:p>
+    <w:p>
+      <w:pPr>
+        <w:pStyle w:val="31"/>
+        <w:numPr>
+          <w:ilvl w:val="1"/>
+          <w:numId w:val="2"/>
+        </w:numPr>
+      </w:pPr>
+      <w:r>
+        <w:rPr>
+          <w:rFonts w:hint="eastAsia"/>
+          <w:b/>
+          <w:bCs/>
+        </w:rPr>
+        <w:t>逻辑</w:t>
+      </w:r>
+      <w:r>
+        <w:rPr>
+          <w:b/>
+          <w:bCs/>
+        </w:rPr>
+        <w:t xml:space="preserve"> 1</w:t>
+      </w:r>
+      <w:r>
+        <w:rPr>
+          <w:rFonts w:hint="eastAsia"/>
+        </w:rPr>
+        <w:t>：+2.4V</w:t>
+      </w:r>
+      <w:r>
+        <w:t xml:space="preserve"> ~ +5V</w:t>
+      </w:r>
+    </w:p>
+    <w:p>
+      <w:pPr>
+        <w:pStyle w:val="31"/>
+        <w:numPr>
+          <w:ilvl w:val="1"/>
+          <w:numId w:val="2"/>
+        </w:numPr>
+      </w:pPr>
+      <w:r>
+        <w:rPr>
+          <w:rFonts w:hint="eastAsia"/>
+          <w:b/>
+          <w:bCs/>
+        </w:rPr>
+        <w:t>逻辑</w:t>
+      </w:r>
+      <w:r>
+        <w:rPr>
+          <w:b/>
+          <w:bCs/>
+        </w:rPr>
+        <w:t xml:space="preserve"> 0</w:t>
+      </w:r>
+      <w:r>
+        <w:rPr>
+          <w:rFonts w:hint="eastAsia"/>
+        </w:rPr>
+        <w:t>：0V</w:t>
+      </w:r>
+      <w:r>
+        <w:t xml:space="preserve"> ~ +0.8V </w:t>
+      </w:r>
+      <w:r>
+        <w:rPr>
+          <w:rFonts w:hint="eastAsia"/>
+          <w:i/>
+          <w:iCs/>
+        </w:rPr>
+        <w:t>(注：现代</w:t>
+      </w:r>
+      <w:r>
+        <w:rPr>
+          <w:i/>
+          <w:iCs/>
+        </w:rPr>
+        <w:t xml:space="preserve"> MCU </w:t>
+      </w:r>
+      <w:r>
+        <w:rPr>
+          <w:rFonts w:hint="eastAsia"/>
+          <w:i/>
+          <w:iCs/>
+        </w:rPr>
+        <w:t>常用的</w:t>
+      </w:r>
+      <w:r>
+        <w:rPr>
+          <w:i/>
+          <w:iCs/>
+        </w:rPr>
+        <w:t xml:space="preserve"> 3.3V LVTTL </w:t>
+      </w:r>
+      <w:r>
+        <w:rPr>
+          <w:rFonts w:hint="eastAsia"/>
+          <w:i/>
+          <w:iCs/>
+        </w:rPr>
+        <w:t>中，逻辑</w:t>
+      </w:r>
+      <w:r>
+        <w:rPr>
+          <w:i/>
+          <w:iCs/>
+        </w:rPr>
+        <w:t xml:space="preserve"> 1 </w:t>
+      </w:r>
+      <w:r>
+        <w:rPr>
+          <w:rFonts w:hint="eastAsia"/>
+          <w:i/>
+          <w:iCs/>
+        </w:rPr>
+        <w:t>通常为</w:t>
+      </w:r>
+      <w:r>
+        <w:rPr>
+          <w:i/>
+          <w:iCs/>
+        </w:rPr>
+        <w:t xml:space="preserve"> +2.0V ~ +3.3V)</w:t>
+      </w:r>
+    </w:p>
+    <w:p>
+      <w:pPr>
+        <w:pStyle w:val="31"/>
+        <w:numPr>
+          <w:ilvl w:val="0"/>
+          <w:numId w:val="2"/>
+        </w:numPr>
+      </w:pPr>
+      <w:r>
+        <w:rPr>
+          <w:rFonts w:hint="eastAsia"/>
+          <w:b/>
+          <w:bCs/>
+        </w:rPr>
+        <w:t>传输特点</w:t>
+      </w:r>
+      <w:r>
+        <w:rPr>
+          <w:rFonts w:hint="eastAsia"/>
+        </w:rPr>
+        <w:t>：</w:t>
+      </w:r>
+    </w:p>
+    <w:p>
+      <w:pPr>
+        <w:pStyle w:val="31"/>
+        <w:numPr>
+          <w:ilvl w:val="1"/>
+          <w:numId w:val="2"/>
+        </w:numPr>
+      </w:pPr>
+      <w:r>
+        <w:rPr>
+          <w:rFonts w:hint="eastAsia"/>
+        </w:rPr>
+        <w:t>板级通信，抗干扰能力弱。</w:t>
+      </w:r>
+    </w:p>
+    <w:p>
+      <w:pPr>
+        <w:pStyle w:val="31"/>
+        <w:numPr>
+          <w:ilvl w:val="1"/>
+          <w:numId w:val="2"/>
+        </w:numPr>
+      </w:pPr>
+      <w:r>
+        <w:rPr>
+          <w:rFonts w:hint="eastAsia"/>
+        </w:rPr>
+        <w:t>传输距离极短（通常微米级到几十厘米，一般小于</w:t>
+      </w:r>
+      <w:r>
+        <w:t xml:space="preserve"> 1 </w:t>
+      </w:r>
+      <w:r>
+        <w:rPr>
+          <w:rFonts w:hint="eastAsia"/>
+        </w:rPr>
+        <w:t>米）。</w:t>
+      </w:r>
+    </w:p>
+    <w:p>
+      <w:pPr>
+        <w:pStyle w:val="31"/>
+        <w:numPr>
+          <w:ilvl w:val="1"/>
+          <w:numId w:val="2"/>
+        </w:numPr>
+      </w:pPr>
+      <w:r>
+        <w:rPr>
+          <w:rFonts w:hint="eastAsia"/>
+        </w:rPr>
+        <w:t>驱动能力弱，仅用于</w:t>
+      </w:r>
+      <w:r>
+        <w:t xml:space="preserve"> MCU </w:t>
+      </w:r>
+      <w:r>
+        <w:rPr>
+          <w:rFonts w:hint="eastAsia"/>
+        </w:rPr>
+        <w:t>与片外芯片（如传感器、蓝牙模块等）直接互连。</w:t>
+      </w:r>
+    </w:p>
+    <w:bookmarkEnd w:id="6"/>
+    <w:p>
+      <w:pPr>
+        <w:pStyle w:val="6"/>
+      </w:pPr>
+      <w:bookmarkStart w:id="7" w:name="rs232-电平recommended-standard-232"/>
+      <w:r>
+        <w:t xml:space="preserve">2. RS232 </w:t>
+      </w:r>
+      <w:r>
+        <w:rPr>
+          <w:rFonts w:hint="eastAsia"/>
+        </w:rPr>
+        <w:t>电平（Recommended</w:t>
+      </w:r>
+      <w:r>
+        <w:t xml:space="preserve"> Standard </w:t>
+      </w:r>
+      <w:r>
+        <w:rPr>
+          <w:rFonts w:hint="eastAsia"/>
+        </w:rPr>
+        <w:t>232）</w:t>
+      </w:r>
+    </w:p>
+    <w:p>
+      <w:pPr>
+        <w:pStyle w:val="31"/>
+        <w:numPr>
+          <w:ilvl w:val="0"/>
+          <w:numId w:val="2"/>
+        </w:numPr>
+      </w:pPr>
+      <w:r>
+        <w:rPr>
+          <w:rFonts w:hint="eastAsia"/>
+          <w:b/>
+          <w:bCs/>
+        </w:rPr>
+        <w:t>信号类型</w:t>
+      </w:r>
+      <w:r>
+        <w:rPr>
+          <w:rFonts w:hint="eastAsia"/>
+        </w:rPr>
+        <w:t>：单端负逻辑信号（参照共同地线</w:t>
+      </w:r>
+      <w:r>
+        <w:t xml:space="preserve"> </w:t>
+      </w:r>
+      <w:r>
+        <w:rPr>
+          <w:rFonts w:hint="eastAsia"/>
+        </w:rPr>
+        <w:t>GND）。</w:t>
+      </w:r>
+    </w:p>
+    <w:p>
+      <w:pPr>
+        <w:pStyle w:val="31"/>
+        <w:numPr>
+          <w:ilvl w:val="0"/>
+          <w:numId w:val="2"/>
+        </w:numPr>
+      </w:pPr>
+      <w:r>
+        <w:rPr>
+          <w:rFonts w:hint="eastAsia"/>
+          <w:b/>
+          <w:bCs/>
+        </w:rPr>
+        <w:t>逻辑定义</w:t>
+      </w:r>
+      <w:r>
+        <w:rPr>
+          <w:rFonts w:hint="eastAsia"/>
+        </w:rPr>
+        <w:t>：</w:t>
+      </w:r>
+    </w:p>
+    <w:p>
+      <w:pPr>
+        <w:pStyle w:val="31"/>
+        <w:numPr>
+          <w:ilvl w:val="1"/>
+          <w:numId w:val="2"/>
+        </w:numPr>
+      </w:pPr>
+      <w:r>
+        <w:rPr>
+          <w:rFonts w:hint="eastAsia"/>
+          <w:b/>
+          <w:bCs/>
+        </w:rPr>
+        <w:t>逻辑</w:t>
+      </w:r>
+      <w:r>
+        <w:rPr>
+          <w:b/>
+          <w:bCs/>
+        </w:rPr>
+        <w:t xml:space="preserve"> 1</w:t>
+      </w:r>
+      <w:r>
+        <w:rPr>
+          <w:rFonts w:hint="eastAsia"/>
+        </w:rPr>
+        <w:t>：-3V</w:t>
+      </w:r>
+      <w:r>
+        <w:t xml:space="preserve"> ~ </w:t>
+      </w:r>
+      <w:r>
+        <w:rPr>
+          <w:rFonts w:hint="eastAsia"/>
+        </w:rPr>
+        <w:t>-15V（通常取</w:t>
+      </w:r>
+      <w:r>
+        <w:t xml:space="preserve"> -5V </w:t>
+      </w:r>
+      <w:r>
+        <w:rPr>
+          <w:rFonts w:hint="eastAsia"/>
+        </w:rPr>
+        <w:t>至</w:t>
+      </w:r>
+      <w:r>
+        <w:t xml:space="preserve"> </w:t>
+      </w:r>
+      <w:r>
+        <w:rPr>
+          <w:rFonts w:hint="eastAsia"/>
+        </w:rPr>
+        <w:t>-12V）</w:t>
+      </w:r>
+    </w:p>
+    <w:p>
+      <w:pPr>
+        <w:pStyle w:val="31"/>
+        <w:numPr>
+          <w:ilvl w:val="1"/>
+          <w:numId w:val="2"/>
+        </w:numPr>
+      </w:pPr>
+      <w:r>
+        <w:rPr>
+          <w:rFonts w:hint="eastAsia"/>
+          <w:b/>
+          <w:bCs/>
+        </w:rPr>
+        <w:t>逻辑</w:t>
+      </w:r>
+      <w:r>
+        <w:rPr>
+          <w:b/>
+          <w:bCs/>
+        </w:rPr>
+        <w:t xml:space="preserve"> 0</w:t>
+      </w:r>
+      <w:r>
+        <w:rPr>
+          <w:rFonts w:hint="eastAsia"/>
+        </w:rPr>
+        <w:t>：+3V</w:t>
+      </w:r>
+      <w:r>
+        <w:t xml:space="preserve"> ~ </w:t>
+      </w:r>
+      <w:r>
+        <w:rPr>
+          <w:rFonts w:hint="eastAsia"/>
+        </w:rPr>
+        <w:t>+15V（通常取</w:t>
+      </w:r>
+      <w:r>
+        <w:t xml:space="preserve"> +5V </w:t>
+      </w:r>
+      <w:r>
+        <w:rPr>
+          <w:rFonts w:hint="eastAsia"/>
+        </w:rPr>
+        <w:t>至</w:t>
+      </w:r>
+      <w:r>
+        <w:t xml:space="preserve"> </w:t>
+      </w:r>
+      <w:r>
+        <w:rPr>
+          <w:rFonts w:hint="eastAsia"/>
+        </w:rPr>
+        <w:t>+12V）</w:t>
+      </w:r>
+    </w:p>
+    <w:p>
+      <w:pPr>
+        <w:pStyle w:val="31"/>
+        <w:numPr>
+          <w:ilvl w:val="0"/>
+          <w:numId w:val="2"/>
+        </w:numPr>
+      </w:pPr>
+      <w:r>
+        <w:rPr>
+          <w:rFonts w:hint="eastAsia"/>
+          <w:b/>
+          <w:bCs/>
+        </w:rPr>
+        <w:t>传输特点</w:t>
+      </w:r>
+      <w:r>
+        <w:rPr>
+          <w:rFonts w:hint="eastAsia"/>
+        </w:rPr>
+        <w:t>：</w:t>
+      </w:r>
+    </w:p>
+    <w:p>
+      <w:pPr>
+        <w:pStyle w:val="31"/>
+        <w:numPr>
+          <w:ilvl w:val="1"/>
+          <w:numId w:val="2"/>
+        </w:numPr>
+      </w:pPr>
+      <w:r>
+        <w:rPr>
+          <w:rFonts w:hint="eastAsia"/>
+        </w:rPr>
+        <w:t>采用</w:t>
+      </w:r>
+      <w:r>
+        <w:rPr>
+          <w:rFonts w:hint="eastAsia"/>
+          <w:b/>
+          <w:bCs/>
+        </w:rPr>
+        <w:t>负逻辑</w:t>
+      </w:r>
+      <w:r>
+        <w:rPr>
+          <w:rFonts w:hint="eastAsia"/>
+        </w:rPr>
+        <w:t>和高电压幅值，提高了对地噪声的容忍度。</w:t>
+      </w:r>
+    </w:p>
+    <w:p>
+      <w:pPr>
+        <w:pStyle w:val="31"/>
+        <w:numPr>
+          <w:ilvl w:val="1"/>
+          <w:numId w:val="2"/>
+        </w:numPr>
+      </w:pPr>
+      <w:r>
+        <w:rPr>
+          <w:rFonts w:hint="eastAsia"/>
+        </w:rPr>
+        <w:t>传输距离较短（标准上限</w:t>
+      </w:r>
+      <w:r>
+        <w:t xml:space="preserve"> 15 </w:t>
+      </w:r>
+      <w:r>
+        <w:rPr>
+          <w:rFonts w:hint="eastAsia"/>
+        </w:rPr>
+        <w:t>米左右）。</w:t>
+      </w:r>
+    </w:p>
+    <w:p>
+      <w:pPr>
+        <w:pStyle w:val="31"/>
+        <w:numPr>
+          <w:ilvl w:val="1"/>
+          <w:numId w:val="2"/>
+        </w:numPr>
+      </w:pPr>
+      <w:r>
+        <w:rPr>
+          <w:rFonts w:hint="eastAsia"/>
+        </w:rPr>
+        <w:t>仅支持</w:t>
+      </w:r>
+      <w:r>
+        <w:rPr>
+          <w:rFonts w:hint="eastAsia"/>
+          <w:b/>
+          <w:bCs/>
+        </w:rPr>
+        <w:t>点对点</w:t>
+      </w:r>
+      <w:r>
+        <w:rPr>
+          <w:rFonts w:hint="eastAsia"/>
+        </w:rPr>
+        <w:t>通信（全双工，全线包含</w:t>
+      </w:r>
+      <w:r>
+        <w:t xml:space="preserve"> </w:t>
+      </w:r>
+      <w:r>
+        <w:rPr>
+          <w:rFonts w:hint="eastAsia"/>
+        </w:rPr>
+        <w:t>TXD、RXD、GND）。</w:t>
+      </w:r>
+    </w:p>
+    <w:bookmarkEnd w:id="7"/>
+    <w:p>
+      <w:pPr>
+        <w:pStyle w:val="6"/>
+      </w:pPr>
+      <w:bookmarkStart w:id="8" w:name="rs485-电平"/>
+      <w:r>
+        <w:t xml:space="preserve">3. RS485 </w:t>
+      </w:r>
+      <w:r>
+        <w:rPr>
+          <w:rFonts w:hint="eastAsia"/>
+        </w:rPr>
+        <w:t>电平</w:t>
+      </w:r>
+    </w:p>
+    <w:p>
+      <w:pPr>
+        <w:pStyle w:val="31"/>
+        <w:numPr>
+          <w:ilvl w:val="0"/>
+          <w:numId w:val="2"/>
+        </w:numPr>
+      </w:pPr>
+      <w:r>
+        <w:rPr>
+          <w:rFonts w:hint="eastAsia"/>
+          <w:b/>
+          <w:bCs/>
+        </w:rPr>
+        <w:t>信号类型</w:t>
+      </w:r>
+      <w:r>
+        <w:rPr>
+          <w:rFonts w:hint="eastAsia"/>
+        </w:rPr>
+        <w:t>：差分信号（A/B</w:t>
+      </w:r>
+      <w:r>
+        <w:t xml:space="preserve"> </w:t>
+      </w:r>
+      <w:r>
+        <w:rPr>
+          <w:rFonts w:hint="eastAsia"/>
+        </w:rPr>
+        <w:t>两根线之间的</w:t>
+      </w:r>
+      <w:r>
+        <w:rPr>
+          <w:rFonts w:hint="eastAsia"/>
+          <w:b/>
+          <w:bCs/>
+        </w:rPr>
+        <w:t>电压差</w:t>
+      </w:r>
+      <w:r>
+        <w:t xml:space="preserve"> </w:t>
+      </w:r>
+      <m:oMath>
+        <m:sSub>
+          <m:sSubPr/>
+          <m:e>
+            <m:r>
+              <m:rPr/>
+              <m:t>V</m:t>
+            </m:r>
+          </m:e>
+          <m:sub>
+            <m:r>
+              <m:rPr/>
+              <m:t>A</m:t>
+            </m:r>
+          </m:sub>
+        </m:sSub>
+        <m:r>
+          <m:rPr>
+            <m:sty m:val="p"/>
+          </m:rPr>
+          <m:t>−</m:t>
+        </m:r>
+        <m:sSub>
+          <m:sSubPr/>
+          <m:e>
+            <m:r>
+              <m:rPr/>
+              <m:t>V</m:t>
+            </m:r>
+          </m:e>
+          <m:sub>
+            <m:r>
+              <m:rPr/>
+              <m:t>B</m:t>
+            </m:r>
+          </m:sub>
+        </m:sSub>
+      </m:oMath>
+      <w:r>
+        <w:rPr>
+          <w:rFonts w:hint="eastAsia"/>
+        </w:rPr>
+        <w:t>，不依赖共地）。</w:t>
+      </w:r>
+    </w:p>
+    <w:p>
+      <w:pPr>
+        <w:pStyle w:val="31"/>
+        <w:numPr>
+          <w:ilvl w:val="0"/>
+          <w:numId w:val="2"/>
+        </w:numPr>
+      </w:pPr>
+      <w:r>
+        <w:rPr>
+          <w:rFonts w:hint="eastAsia"/>
+          <w:b/>
+          <w:bCs/>
+        </w:rPr>
+        <w:t>逻辑定义</w:t>
+      </w:r>
+      <w:r>
+        <w:rPr>
+          <w:rFonts w:hint="eastAsia"/>
+        </w:rPr>
+        <w:t>：</w:t>
+      </w:r>
+    </w:p>
+    <w:p>
+      <w:pPr>
+        <w:pStyle w:val="31"/>
+        <w:numPr>
+          <w:ilvl w:val="1"/>
+          <w:numId w:val="2"/>
+        </w:numPr>
+      </w:pPr>
+      <w:r>
+        <w:rPr>
+          <w:rFonts w:hint="eastAsia"/>
+          <w:b/>
+          <w:bCs/>
+        </w:rPr>
+        <w:t>逻辑</w:t>
+      </w:r>
+      <w:r>
+        <w:rPr>
+          <w:b/>
+          <w:bCs/>
+        </w:rPr>
+        <w:t xml:space="preserve"> 1</w:t>
+      </w:r>
+      <w:r>
+        <w:rPr>
+          <w:rFonts w:hint="eastAsia"/>
+        </w:rPr>
+        <w:t>：</w:t>
+      </w:r>
+      <m:oMath>
+        <m:sSub>
+          <m:sSubPr/>
+          <m:e>
+            <m:r>
+              <m:rPr/>
+              <m:t>V</m:t>
+            </m:r>
+          </m:e>
+          <m:sub>
+            <m:r>
+              <m:rPr/>
+              <m:t>A</m:t>
+            </m:r>
+          </m:sub>
+        </m:sSub>
+        <m:r>
+          <m:rPr>
+            <m:sty m:val="p"/>
+          </m:rPr>
+          <m:t>−</m:t>
+        </m:r>
+        <m:sSub>
+          <m:sSubPr/>
+          <m:e>
+            <m:r>
+              <m:rPr/>
+              <m:t>V</m:t>
+            </m:r>
+          </m:e>
+          <m:sub>
+            <m:r>
+              <m:rPr/>
+              <m:t>B</m:t>
+            </m:r>
+          </m:sub>
+        </m:sSub>
+        <m:r>
+          <m:rPr>
+            <m:sty m:val="p"/>
+          </m:rPr>
+          <m:t>≥+</m:t>
+        </m:r>
+        <m:r>
+          <m:rPr/>
+          <m:t>200</m:t>
+        </m:r>
+        <m:r>
+          <m:rPr>
+            <m:nor/>
+            <m:sty m:val="p"/>
+          </m:rPr>
+          <w:rPr>
+            <w:b w:val="0"/>
+            <w:i w:val="0"/>
+          </w:rPr>
+          <m:t>mV</m:t>
+        </m:r>
+      </m:oMath>
+      <w:r>
+        <w:rPr>
+          <w:rFonts w:hint="eastAsia"/>
+        </w:rPr>
+        <w:t>（通常在</w:t>
+      </w:r>
+      <w:r>
+        <w:t xml:space="preserve"> +2V ~ </w:t>
+      </w:r>
+      <w:r>
+        <w:rPr>
+          <w:rFonts w:hint="eastAsia"/>
+        </w:rPr>
+        <w:t>+6V）</w:t>
+      </w:r>
+    </w:p>
+    <w:p>
+      <w:pPr>
+        <w:pStyle w:val="31"/>
+        <w:numPr>
+          <w:ilvl w:val="1"/>
+          <w:numId w:val="2"/>
+        </w:numPr>
+      </w:pPr>
+      <w:r>
+        <w:rPr>
+          <w:rFonts w:hint="eastAsia"/>
+          <w:b/>
+          <w:bCs/>
+        </w:rPr>
+        <w:t>逻辑</w:t>
+      </w:r>
+      <w:r>
+        <w:rPr>
+          <w:b/>
+          <w:bCs/>
+        </w:rPr>
+        <w:t xml:space="preserve"> 0</w:t>
+      </w:r>
+      <w:r>
+        <w:rPr>
+          <w:rFonts w:hint="eastAsia"/>
+        </w:rPr>
+        <w:t>：</w:t>
+      </w:r>
+      <m:oMath>
+        <m:sSub>
+          <m:sSubPr/>
+          <m:e>
+            <m:r>
+              <m:rPr/>
+              <m:t>V</m:t>
+            </m:r>
+          </m:e>
+          <m:sub>
+            <m:r>
+              <m:rPr/>
+              <m:t>A</m:t>
+            </m:r>
+          </m:sub>
+        </m:sSub>
+        <m:r>
+          <m:rPr>
+            <m:sty m:val="p"/>
+          </m:rPr>
+          <m:t>−</m:t>
+        </m:r>
+        <m:sSub>
+          <m:sSubPr/>
+          <m:e>
+            <m:r>
+              <m:rPr/>
+              <m:t>V</m:t>
+            </m:r>
+          </m:e>
+          <m:sub>
+            <m:r>
+              <m:rPr/>
+              <m:t>B</m:t>
+            </m:r>
+          </m:sub>
+        </m:sSub>
+        <m:r>
+          <m:rPr>
+            <m:sty m:val="p"/>
+          </m:rPr>
+          <m:t>≤−</m:t>
+        </m:r>
+        <m:r>
+          <m:rPr/>
+          <m:t>200</m:t>
+        </m:r>
+        <m:r>
+          <m:rPr>
+            <m:nor/>
+            <m:sty m:val="p"/>
+          </m:rPr>
+          <w:rPr>
+            <w:b w:val="0"/>
+            <w:i w:val="0"/>
+          </w:rPr>
+          <m:t>mV</m:t>
+        </m:r>
+      </m:oMath>
+      <w:r>
+        <w:rPr>
+          <w:rFonts w:hint="eastAsia"/>
+        </w:rPr>
+        <w:t>（通常在</w:t>
+      </w:r>
+      <w:r>
+        <w:t xml:space="preserve"> -2V ~ </w:t>
+      </w:r>
+      <w:r>
+        <w:rPr>
+          <w:rFonts w:hint="eastAsia"/>
+        </w:rPr>
+        <w:t>-6V）</w:t>
+      </w:r>
+    </w:p>
+    <w:p>
+      <w:pPr>
+        <w:pStyle w:val="31"/>
+        <w:numPr>
+          <w:ilvl w:val="0"/>
+          <w:numId w:val="2"/>
+        </w:numPr>
+      </w:pPr>
+      <w:r>
+        <w:rPr>
+          <w:rFonts w:hint="eastAsia"/>
+          <w:b/>
+          <w:bCs/>
+        </w:rPr>
+        <w:t>传输特点</w:t>
+      </w:r>
+      <w:r>
+        <w:rPr>
+          <w:rFonts w:hint="eastAsia"/>
+        </w:rPr>
+        <w:t>：</w:t>
+      </w:r>
+    </w:p>
+    <w:p>
+      <w:pPr>
+        <w:pStyle w:val="31"/>
+        <w:numPr>
+          <w:ilvl w:val="1"/>
+          <w:numId w:val="2"/>
+        </w:numPr>
+      </w:pPr>
+      <w:r>
+        <w:rPr>
+          <w:rFonts w:hint="eastAsia"/>
+        </w:rPr>
+        <w:t>利用差分线的</w:t>
+      </w:r>
+      <w:r>
+        <w:rPr>
+          <w:rFonts w:hint="eastAsia"/>
+          <w:b/>
+          <w:bCs/>
+        </w:rPr>
+        <w:t>共模抑制能力</w:t>
+      </w:r>
+      <w:r>
+        <w:rPr>
+          <w:rFonts w:hint="eastAsia"/>
+        </w:rPr>
+        <w:t>，极抗共模干扰（如电机噪声、电网波动）。</w:t>
+      </w:r>
+    </w:p>
+    <w:p>
+      <w:pPr>
+        <w:pStyle w:val="31"/>
+        <w:numPr>
+          <w:ilvl w:val="1"/>
+          <w:numId w:val="2"/>
+        </w:numPr>
+      </w:pPr>
+      <w:r>
+        <w:rPr>
+          <w:rFonts w:hint="eastAsia"/>
+        </w:rPr>
+        <w:t>传输距离长（最远可达</w:t>
+      </w:r>
+      <w:r>
+        <w:t xml:space="preserve"> 1200 </w:t>
+      </w:r>
+      <w:r>
+        <w:rPr>
+          <w:rFonts w:hint="eastAsia"/>
+        </w:rPr>
+        <w:t>米，需加</w:t>
+      </w:r>
+      <w:r>
+        <w:t xml:space="preserve"> 120Ω </w:t>
+      </w:r>
+      <w:r>
+        <w:rPr>
+          <w:rFonts w:hint="eastAsia"/>
+        </w:rPr>
+        <w:t>终端匹配电阻）。</w:t>
+      </w:r>
+    </w:p>
+    <w:p>
+      <w:pPr>
+        <w:pStyle w:val="31"/>
+        <w:numPr>
+          <w:ilvl w:val="1"/>
+          <w:numId w:val="2"/>
+        </w:numPr>
+      </w:pPr>
+      <w:r>
+        <w:rPr>
+          <w:rFonts w:hint="eastAsia"/>
+        </w:rPr>
+        <w:t>支持</w:t>
+      </w:r>
+      <w:r>
+        <w:rPr>
+          <w:rFonts w:hint="eastAsia"/>
+          <w:b/>
+          <w:bCs/>
+        </w:rPr>
+        <w:t>多点总线拓扑</w:t>
+      </w:r>
+      <w:r>
+        <w:rPr>
+          <w:rFonts w:hint="eastAsia"/>
+        </w:rPr>
+        <w:t>（通常为半双工，支持多达</w:t>
+      </w:r>
+      <w:r>
+        <w:t xml:space="preserve"> 32~256 </w:t>
+      </w:r>
+      <w:r>
+        <w:rPr>
+          <w:rFonts w:hint="eastAsia"/>
+        </w:rPr>
+        <w:t>个节点）。</w:t>
+      </w:r>
+    </w:p>
+    <w:bookmarkEnd w:id="8"/>
+    <w:p>
+      <w:pPr>
+        <w:pStyle w:val="6"/>
+      </w:pPr>
+      <w:bookmarkStart w:id="9" w:name="二-参数对比一览表"/>
+      <w:r>
+        <w:rPr>
+          <w:rFonts w:hint="eastAsia"/>
+        </w:rPr>
+        <w:t>二、</w:t>
+      </w:r>
+      <w:r>
+        <w:t xml:space="preserve"> </w:t>
+      </w:r>
+      <w:r>
+        <w:rPr>
+          <w:rFonts w:hint="eastAsia"/>
+        </w:rPr>
+        <w:t>参数对比一览表</w:t>
+      </w:r>
+    </w:p>
+    <w:tbl>
+      <w:tblPr>
+        <w:tblStyle w:val="25"/>
+        <w:tblW w:w="5000" w:type="pct"/>
+        <w:tblInd w:w="0" w:type="dxa"/>
+        <w:tblLayout w:type="fixed"/>
+        <w:tblCellMar>
+          <w:top w:w="0" w:type="dxa"/>
+          <w:left w:w="108" w:type="dxa"/>
+          <w:bottom w:w="0" w:type="dxa"/>
+          <w:right w:w="108" w:type="dxa"/>
+        </w:tblCellMar>
+      </w:tblPr>
+      <w:tblGrid>
+        <w:gridCol w:w="1499"/>
+        <w:gridCol w:w="1772"/>
+        <w:gridCol w:w="1907"/>
+        <w:gridCol w:w="3679"/>
+      </w:tblGrid>
+      <w:tr>
+        <w:tblPrEx>
+          <w:tblCellMar>
+            <w:top w:w="0" w:type="dxa"/>
+            <w:left w:w="108" w:type="dxa"/>
+            <w:bottom w:w="0" w:type="dxa"/>
+            <w:right w:w="108" w:type="dxa"/>
+          </w:tblCellMar>
+        </w:tblPrEx>
+        <w:trPr>
+          <w:tblHeader/>
+        </w:trPr>
+        <w:tc>
+          <w:tcPr>
+            <w:tcBorders>
+              <w:top w:val="single" w:color="000000" w:sz="12" w:space="0"/>
+              <w:left w:val="nil"/>
+              <w:bottom w:val="single" w:color="000000" w:sz="4" w:space="0"/>
+              <w:right w:val="nil"/>
+              <w:tl2br w:val="nil"/>
+            </w:tcBorders>
+            <w:shd w:val="clear" w:color="auto" w:fill="FFFFFF"/>
+          </w:tcPr>
+          <w:p>
+            <w:pPr>
+              <w:pStyle w:val="31"/>
+              <w:rPr>
+                <w:b w:val="0"/>
+                <w:color w:val="000000"/>
+              </w:rPr>
+            </w:pPr>
+            <w:r>
+              <w:rPr>
+                <w:rFonts w:hint="eastAsia"/>
+                <w:b w:val="0"/>
+                <w:color w:val="000000"/>
+              </w:rPr>
+              <w:t>维度</w:t>
+            </w:r>
+          </w:p>
+        </w:tc>
+        <w:tc>
+          <w:tcPr>
+            <w:tcBorders>
+              <w:top w:val="single" w:color="000000" w:sz="12" w:space="0"/>
+              <w:left w:val="nil"/>
+              <w:bottom w:val="single" w:color="000000" w:sz="4" w:space="0"/>
+              <w:right w:val="nil"/>
+            </w:tcBorders>
+            <w:shd w:val="clear" w:color="auto" w:fill="FFFFFF"/>
+          </w:tcPr>
+          <w:p>
+            <w:pPr>
+              <w:pStyle w:val="31"/>
+              <w:rPr>
+                <w:b w:val="0"/>
+                <w:color w:val="000000"/>
+              </w:rPr>
+            </w:pPr>
+            <w:r>
+              <w:rPr>
+                <w:b w:val="0"/>
+                <w:color w:val="000000"/>
+              </w:rPr>
+              <w:t>TTL</w:t>
+            </w:r>
+          </w:p>
+        </w:tc>
+        <w:tc>
+          <w:tcPr>
+            <w:tcBorders>
+              <w:top w:val="single" w:color="000000" w:sz="12" w:space="0"/>
+              <w:left w:val="nil"/>
+              <w:bottom w:val="single" w:color="000000" w:sz="4" w:space="0"/>
+              <w:right w:val="nil"/>
+            </w:tcBorders>
+            <w:shd w:val="clear" w:color="auto" w:fill="FFFFFF"/>
+          </w:tcPr>
+          <w:p>
+            <w:pPr>
+              <w:pStyle w:val="31"/>
+              <w:rPr>
+                <w:b w:val="0"/>
+                <w:color w:val="000000"/>
+              </w:rPr>
+            </w:pPr>
+            <w:r>
+              <w:rPr>
+                <w:b w:val="0"/>
+                <w:color w:val="000000"/>
+              </w:rPr>
+              <w:t>RS232</w:t>
+            </w:r>
+          </w:p>
+        </w:tc>
+        <w:tc>
+          <w:tcPr>
+            <w:tcBorders>
+              <w:top w:val="single" w:color="000000" w:sz="12" w:space="0"/>
+              <w:left w:val="nil"/>
+              <w:bottom w:val="single" w:color="000000" w:sz="4" w:space="0"/>
+              <w:right w:val="nil"/>
+            </w:tcBorders>
+            <w:shd w:val="clear" w:color="auto" w:fill="FFFFFF"/>
+          </w:tcPr>
+          <w:p>
+            <w:pPr>
+              <w:pStyle w:val="31"/>
+              <w:rPr>
+                <w:b w:val="0"/>
+                <w:color w:val="000000"/>
+              </w:rPr>
+            </w:pPr>
+            <w:r>
+              <w:rPr>
+                <w:b w:val="0"/>
+                <w:color w:val="000000"/>
+              </w:rPr>
+              <w:t>RS485</w:t>
+            </w:r>
+          </w:p>
+        </w:tc>
+      </w:tr>
+      <w:tr>
+        <w:tblPrEx>
+          <w:tblCellMar>
+            <w:top w:w="0" w:type="dxa"/>
+            <w:left w:w="108" w:type="dxa"/>
+            <w:bottom w:w="0" w:type="dxa"/>
+            <w:right w:w="108" w:type="dxa"/>
+          </w:tblCellMar>
+        </w:tblPrEx>
+        <w:tc>
+          <w:tcPr>
+            <w:tcBorders>
+              <w:top w:val="single" w:color="000000" w:sz="4" w:space="0"/>
+              <w:left w:val="nil"/>
+              <w:bottom w:val="nil"/>
+              <w:right w:val="nil"/>
+            </w:tcBorders>
+            <w:shd w:val="clear" w:color="auto" w:fill="FFFFFF"/>
+          </w:tcPr>
+          <w:p>
+            <w:pPr>
+              <w:pStyle w:val="31"/>
+              <w:rPr>
+                <w:b w:val="0"/>
+                <w:color w:val="000000"/>
+              </w:rPr>
+            </w:pPr>
+            <w:r>
+              <w:rPr>
+                <w:rFonts w:hint="eastAsia"/>
+                <w:b w:val="0"/>
+                <w:color w:val="000000"/>
+              </w:rPr>
+              <w:t>信号形式</w:t>
+            </w:r>
+          </w:p>
+        </w:tc>
+        <w:tc>
+          <w:tcPr>
+            <w:tcBorders>
+              <w:top w:val="single" w:color="000000" w:sz="4" w:space="0"/>
+              <w:left w:val="nil"/>
+              <w:bottom w:val="nil"/>
+              <w:right w:val="nil"/>
+            </w:tcBorders>
+            <w:shd w:val="clear" w:color="auto" w:fill="FFFFFF"/>
+          </w:tcPr>
+          <w:p>
+            <w:pPr>
+              <w:pStyle w:val="31"/>
+              <w:rPr>
+                <w:b w:val="0"/>
+                <w:color w:val="000000"/>
+              </w:rPr>
+            </w:pPr>
+            <w:r>
+              <w:rPr>
+                <w:rFonts w:hint="eastAsia"/>
+                <w:b w:val="0"/>
+                <w:color w:val="000000"/>
+              </w:rPr>
+              <w:t>单端信号</w:t>
+            </w:r>
+          </w:p>
+        </w:tc>
+        <w:tc>
+          <w:tcPr>
+            <w:tcBorders>
+              <w:top w:val="single" w:color="000000" w:sz="4" w:space="0"/>
+              <w:left w:val="nil"/>
+              <w:bottom w:val="nil"/>
+              <w:right w:val="nil"/>
+            </w:tcBorders>
+            <w:shd w:val="clear" w:color="auto" w:fill="FFFFFF"/>
+          </w:tcPr>
+          <w:p>
+            <w:pPr>
+              <w:pStyle w:val="31"/>
+              <w:rPr>
+                <w:b w:val="0"/>
+                <w:color w:val="000000"/>
+              </w:rPr>
+            </w:pPr>
+            <w:r>
+              <w:rPr>
+                <w:rFonts w:hint="eastAsia"/>
+                <w:b w:val="0"/>
+                <w:color w:val="000000"/>
+              </w:rPr>
+              <w:t>单端信号</w:t>
+            </w:r>
+          </w:p>
+        </w:tc>
+        <w:tc>
+          <w:tcPr>
+            <w:tcBorders>
+              <w:top w:val="single" w:color="000000" w:sz="4" w:space="0"/>
+              <w:left w:val="nil"/>
+              <w:bottom w:val="nil"/>
+              <w:right w:val="nil"/>
+            </w:tcBorders>
+            <w:shd w:val="clear" w:color="auto" w:fill="FFFFFF"/>
+          </w:tcPr>
+          <w:p>
+            <w:pPr>
+              <w:pStyle w:val="31"/>
+              <w:rPr>
+                <w:b w:val="0"/>
+                <w:color w:val="000000"/>
+              </w:rPr>
+            </w:pPr>
+            <w:r>
+              <w:rPr>
+                <w:rFonts w:hint="eastAsia"/>
+                <w:b w:val="0"/>
+                <w:color w:val="000000"/>
+              </w:rPr>
+              <w:t>差分信号</w:t>
+            </w:r>
+          </w:p>
+        </w:tc>
+      </w:tr>
+      <w:tr>
+        <w:tblPrEx>
+          <w:tblCellMar>
+            <w:top w:w="0" w:type="dxa"/>
+            <w:left w:w="108" w:type="dxa"/>
+            <w:bottom w:w="0" w:type="dxa"/>
+            <w:right w:w="108" w:type="dxa"/>
+          </w:tblCellMar>
+        </w:tblPrEx>
+        <w:tc>
+          <w:tcPr>
+            <w:tcBorders>
+              <w:top w:val="nil"/>
+              <w:left w:val="nil"/>
+              <w:bottom w:val="nil"/>
+              <w:right w:val="nil"/>
+            </w:tcBorders>
+            <w:shd w:val="clear" w:color="auto" w:fill="FFFFFF"/>
+          </w:tcPr>
+          <w:p>
+            <w:pPr>
+              <w:pStyle w:val="31"/>
+              <w:rPr>
+                <w:b w:val="0"/>
+                <w:color w:val="000000"/>
+              </w:rPr>
+            </w:pPr>
+            <w:r>
+              <w:rPr>
+                <w:rFonts w:hint="eastAsia"/>
+                <w:b w:val="0"/>
+                <w:color w:val="000000"/>
+              </w:rPr>
+              <w:t>逻辑</w:t>
+            </w:r>
+            <w:r>
+              <w:rPr>
+                <w:b w:val="0"/>
+                <w:color w:val="000000"/>
+              </w:rPr>
+              <w:t xml:space="preserve"> 1 </w:t>
+            </w:r>
+            <w:r>
+              <w:rPr>
+                <w:rFonts w:hint="eastAsia"/>
+                <w:b w:val="0"/>
+                <w:color w:val="000000"/>
+              </w:rPr>
+              <w:t>电平</w:t>
+            </w:r>
+          </w:p>
+        </w:tc>
+        <w:tc>
+          <w:tcPr>
+            <w:tcBorders>
+              <w:top w:val="nil"/>
+              <w:left w:val="nil"/>
+              <w:bottom w:val="nil"/>
+              <w:right w:val="nil"/>
+            </w:tcBorders>
+            <w:shd w:val="clear" w:color="auto" w:fill="FFFFFF"/>
+          </w:tcPr>
+          <w:p>
+            <w:pPr>
+              <w:pStyle w:val="31"/>
+              <w:rPr>
+                <w:b w:val="0"/>
+                <w:color w:val="000000"/>
+              </w:rPr>
+            </w:pPr>
+            <w:r>
+              <w:rPr>
+                <w:b w:val="0"/>
+                <w:color w:val="000000"/>
+              </w:rPr>
+              <w:t>+2.4V ~ +5V</w:t>
+            </w:r>
+          </w:p>
+        </w:tc>
+        <w:tc>
+          <w:tcPr>
+            <w:tcBorders>
+              <w:top w:val="nil"/>
+              <w:left w:val="nil"/>
+              <w:bottom w:val="nil"/>
+              <w:right w:val="nil"/>
+            </w:tcBorders>
+            <w:shd w:val="clear" w:color="auto" w:fill="FFFFFF"/>
+          </w:tcPr>
+          <w:p>
+            <w:pPr>
+              <w:pStyle w:val="31"/>
+              <w:rPr>
+                <w:b w:val="0"/>
+                <w:color w:val="000000"/>
+              </w:rPr>
+            </w:pPr>
+            <w:r>
+              <w:rPr>
+                <w:b w:val="0"/>
+                <w:color w:val="000000"/>
+              </w:rPr>
+              <w:t>-3V ~ -15V</w:t>
+            </w:r>
+          </w:p>
+        </w:tc>
+        <w:tc>
+          <w:tcPr>
+            <w:tcBorders>
+              <w:top w:val="nil"/>
+              <w:left w:val="nil"/>
+              <w:bottom w:val="nil"/>
+              <w:right w:val="nil"/>
+            </w:tcBorders>
+            <w:shd w:val="clear" w:color="auto" w:fill="FFFFFF"/>
+          </w:tcPr>
+          <w:p>
+            <w:pPr>
+              <w:pStyle w:val="31"/>
+              <w:rPr>
+                <w:b w:val="0"/>
+                <w:color w:val="000000"/>
+              </w:rPr>
+            </w:pPr>
+            <m:oMathPara>
+              <m:oMath>
+                <m:sSub>
+                  <m:sSubPr>
+                    <m:ctrlPr>
+                      <w:rPr>
+                        <w:rFonts w:ascii="Cambria Math" w:hAnsi="Cambria Math"/>
+                        <w:b w:val="0"/>
+                        <w:color w:val="000000"/>
+                      </w:rPr>
+                    </m:ctrlPr>
+                  </m:sSubPr>
+                  <m:e>
+                    <m:r>
+                      <m:rPr/>
+                      <w:rPr>
+                        <w:rFonts w:ascii="Times New Roman" w:hAnsi="Times New Roman"/>
+                        <w:color w:val="000000"/>
+                      </w:rPr>
+                      <m:t>V</m:t>
+                    </m:r>
+                    <m:ctrlPr>
+                      <w:rPr>
+                        <w:rFonts w:ascii="Cambria Math" w:hAnsi="Cambria Math"/>
+                        <w:b w:val="0"/>
+                        <w:color w:val="000000"/>
+                      </w:rPr>
+                    </m:ctrlPr>
+                  </m:e>
+                  <m:sub>
+                    <m:r>
+                      <m:rPr/>
+                      <w:rPr>
+                        <w:rFonts w:ascii="Times New Roman" w:hAnsi="Times New Roman"/>
+                        <w:color w:val="000000"/>
+                      </w:rPr>
+                      <m:t>A</m:t>
+                    </m:r>
+                    <m:r>
+                      <m:rPr>
+                        <m:sty m:val="p"/>
+                      </m:rPr>
+                      <w:rPr>
+                        <w:rFonts w:ascii="Times New Roman" w:hAnsi="Times New Roman"/>
+                        <w:color w:val="000000"/>
+                      </w:rPr>
+                      <m:t>−</m:t>
+                    </m:r>
+                    <m:r>
+                      <m:rPr/>
+                      <w:rPr>
+                        <w:rFonts w:ascii="Times New Roman" w:hAnsi="Times New Roman"/>
+                        <w:color w:val="000000"/>
+                      </w:rPr>
+                      <m:t>B</m:t>
+                    </m:r>
+                    <m:ctrlPr>
+                      <w:rPr>
+                        <w:rFonts w:ascii="Cambria Math" w:hAnsi="Cambria Math"/>
+                        <w:b w:val="0"/>
+                        <w:color w:val="000000"/>
+                      </w:rPr>
+                    </m:ctrlPr>
+                  </m:sub>
+                </m:sSub>
+                <m:r>
+                  <m:rPr>
+                    <m:sty m:val="p"/>
+                  </m:rPr>
+                  <w:rPr>
+                    <w:rFonts w:ascii="Times New Roman" w:hAnsi="Times New Roman"/>
+                    <w:color w:val="000000"/>
+                  </w:rPr>
+                  <m:t>≥+</m:t>
+                </m:r>
+                <m:r>
+                  <m:rPr/>
+                  <w:rPr>
+                    <w:rFonts w:ascii="Times New Roman" w:hAnsi="Times New Roman"/>
+                    <w:color w:val="000000"/>
+                  </w:rPr>
+                  <m:t>200</m:t>
+                </m:r>
+                <m:r>
+                  <m:rPr>
+                    <m:nor/>
+                    <m:sty m:val="p"/>
+                  </m:rPr>
+                  <w:rPr>
+                    <w:rFonts w:ascii="Times New Roman" w:hAnsi="Times New Roman"/>
+                    <w:b w:val="0"/>
+                    <w:i w:val="0"/>
+                    <w:color w:val="000000"/>
+                  </w:rPr>
+                  <m:t>mV</m:t>
+                </m:r>
+              </m:oMath>
+            </m:oMathPara>
+          </w:p>
+        </w:tc>
+      </w:tr>
+      <w:tr>
+        <w:tblPrEx>
+          <w:tblCellMar>
+            <w:top w:w="0" w:type="dxa"/>
+            <w:left w:w="108" w:type="dxa"/>
+            <w:bottom w:w="0" w:type="dxa"/>
+            <w:right w:w="108" w:type="dxa"/>
+          </w:tblCellMar>
+        </w:tblPrEx>
+        <w:tc>
+          <w:tcPr>
+            <w:tcBorders>
+              <w:top w:val="nil"/>
+              <w:left w:val="nil"/>
+              <w:bottom w:val="nil"/>
+              <w:right w:val="nil"/>
+            </w:tcBorders>
+            <w:shd w:val="clear" w:color="auto" w:fill="FFFFFF"/>
+          </w:tcPr>
+          <w:p>
+            <w:pPr>
+              <w:pStyle w:val="31"/>
+              <w:rPr>
+                <w:b w:val="0"/>
+                <w:color w:val="000000"/>
+              </w:rPr>
+            </w:pPr>
+            <w:r>
+              <w:rPr>
+                <w:rFonts w:hint="eastAsia"/>
+                <w:b w:val="0"/>
+                <w:color w:val="000000"/>
+              </w:rPr>
+              <w:t>逻辑</w:t>
+            </w:r>
+            <w:r>
+              <w:rPr>
+                <w:b w:val="0"/>
+                <w:color w:val="000000"/>
+              </w:rPr>
+              <w:t xml:space="preserve"> 0 </w:t>
+            </w:r>
+            <w:r>
+              <w:rPr>
+                <w:rFonts w:hint="eastAsia"/>
+                <w:b w:val="0"/>
+                <w:color w:val="000000"/>
+              </w:rPr>
+              <w:t>电平</w:t>
+            </w:r>
+          </w:p>
+        </w:tc>
+        <w:tc>
+          <w:tcPr>
+            <w:tcBorders>
+              <w:top w:val="nil"/>
+              <w:left w:val="nil"/>
+              <w:bottom w:val="nil"/>
+              <w:right w:val="nil"/>
+            </w:tcBorders>
+            <w:shd w:val="clear" w:color="auto" w:fill="FFFFFF"/>
+          </w:tcPr>
+          <w:p>
+            <w:pPr>
+              <w:pStyle w:val="31"/>
+              <w:rPr>
+                <w:b w:val="0"/>
+                <w:color w:val="000000"/>
+              </w:rPr>
+            </w:pPr>
+            <w:r>
+              <w:rPr>
+                <w:b w:val="0"/>
+                <w:color w:val="000000"/>
+              </w:rPr>
+              <w:t>0V ~ +0.8V</w:t>
+            </w:r>
+          </w:p>
+        </w:tc>
+        <w:tc>
+          <w:tcPr>
+            <w:tcBorders>
+              <w:top w:val="nil"/>
+              <w:left w:val="nil"/>
+              <w:bottom w:val="nil"/>
+              <w:right w:val="nil"/>
+            </w:tcBorders>
+            <w:shd w:val="clear" w:color="auto" w:fill="FFFFFF"/>
+          </w:tcPr>
+          <w:p>
+            <w:pPr>
+              <w:pStyle w:val="31"/>
+              <w:rPr>
+                <w:b w:val="0"/>
+                <w:color w:val="000000"/>
+              </w:rPr>
+            </w:pPr>
+            <w:r>
+              <w:rPr>
+                <w:b w:val="0"/>
+                <w:color w:val="000000"/>
+              </w:rPr>
+              <w:t>+3V ~ +15V</w:t>
+            </w:r>
+          </w:p>
+        </w:tc>
+        <w:tc>
+          <w:tcPr>
+            <w:tcBorders>
+              <w:top w:val="nil"/>
+              <w:left w:val="nil"/>
+              <w:bottom w:val="nil"/>
+              <w:right w:val="nil"/>
+            </w:tcBorders>
+            <w:shd w:val="clear" w:color="auto" w:fill="FFFFFF"/>
+          </w:tcPr>
+          <w:p>
+            <w:pPr>
+              <w:pStyle w:val="31"/>
+              <w:rPr>
+                <w:b w:val="0"/>
+                <w:color w:val="000000"/>
+              </w:rPr>
+            </w:pPr>
+            <m:oMathPara>
+              <m:oMath>
+                <m:sSub>
+                  <m:sSubPr>
+                    <m:ctrlPr>
+                      <w:rPr>
+                        <w:rFonts w:ascii="Cambria Math" w:hAnsi="Cambria Math"/>
+                        <w:b w:val="0"/>
+                        <w:color w:val="000000"/>
+                      </w:rPr>
+                    </m:ctrlPr>
+                  </m:sSubPr>
+                  <m:e>
+                    <m:r>
+                      <m:rPr/>
+                      <w:rPr>
+                        <w:rFonts w:ascii="Times New Roman" w:hAnsi="Times New Roman"/>
+                        <w:color w:val="000000"/>
+                      </w:rPr>
+                      <m:t>V</m:t>
+                    </m:r>
+                    <m:ctrlPr>
+                      <w:rPr>
+                        <w:rFonts w:ascii="Cambria Math" w:hAnsi="Cambria Math"/>
+                        <w:b w:val="0"/>
+                        <w:color w:val="000000"/>
+                      </w:rPr>
+                    </m:ctrlPr>
+                  </m:e>
+                  <m:sub>
+                    <m:r>
+                      <m:rPr/>
+                      <w:rPr>
+                        <w:rFonts w:ascii="Times New Roman" w:hAnsi="Times New Roman"/>
+                        <w:color w:val="000000"/>
+                      </w:rPr>
+                      <m:t>A</m:t>
+                    </m:r>
+                    <m:r>
+                      <m:rPr>
+                        <m:sty m:val="p"/>
+                      </m:rPr>
+                      <w:rPr>
+                        <w:rFonts w:ascii="Times New Roman" w:hAnsi="Times New Roman"/>
+                        <w:color w:val="000000"/>
+                      </w:rPr>
+                      <m:t>−</m:t>
+                    </m:r>
+                    <m:r>
+                      <m:rPr/>
+                      <w:rPr>
+                        <w:rFonts w:ascii="Times New Roman" w:hAnsi="Times New Roman"/>
+                        <w:color w:val="000000"/>
+                      </w:rPr>
+                      <m:t>B</m:t>
+                    </m:r>
+                    <m:ctrlPr>
+                      <w:rPr>
+                        <w:rFonts w:ascii="Cambria Math" w:hAnsi="Cambria Math"/>
+                        <w:b w:val="0"/>
+                        <w:color w:val="000000"/>
+                      </w:rPr>
+                    </m:ctrlPr>
+                  </m:sub>
+                </m:sSub>
+                <m:r>
+                  <m:rPr>
+                    <m:sty m:val="p"/>
+                  </m:rPr>
+                  <w:rPr>
+                    <w:rFonts w:ascii="Times New Roman" w:hAnsi="Times New Roman"/>
+                    <w:color w:val="000000"/>
+                  </w:rPr>
+                  <m:t>≤−</m:t>
+                </m:r>
+                <m:r>
+                  <m:rPr/>
+                  <w:rPr>
+                    <w:rFonts w:ascii="Times New Roman" w:hAnsi="Times New Roman"/>
+                    <w:color w:val="000000"/>
+                  </w:rPr>
+                  <m:t>200</m:t>
+                </m:r>
+                <m:r>
+                  <m:rPr>
+                    <m:nor/>
+                    <m:sty m:val="p"/>
+                  </m:rPr>
+                  <w:rPr>
+                    <w:rFonts w:ascii="Times New Roman" w:hAnsi="Times New Roman"/>
+                    <w:b w:val="0"/>
+                    <w:i w:val="0"/>
+                    <w:color w:val="000000"/>
+                  </w:rPr>
+                  <m:t>mV</m:t>
+                </m:r>
+              </m:oMath>
+            </m:oMathPara>
+          </w:p>
+        </w:tc>
+      </w:tr>
+      <w:tr>
+        <w:tblPrEx>
+          <w:tblCellMar>
+            <w:top w:w="0" w:type="dxa"/>
+            <w:left w:w="108" w:type="dxa"/>
+            <w:bottom w:w="0" w:type="dxa"/>
+            <w:right w:w="108" w:type="dxa"/>
+          </w:tblCellMar>
+        </w:tblPrEx>
+        <w:tc>
+          <w:tcPr>
+            <w:tcBorders>
+              <w:top w:val="nil"/>
+              <w:left w:val="nil"/>
+              <w:bottom w:val="nil"/>
+              <w:right w:val="nil"/>
+            </w:tcBorders>
+            <w:shd w:val="clear" w:color="auto" w:fill="FFFFFF"/>
+          </w:tcPr>
+          <w:p>
+            <w:pPr>
+              <w:pStyle w:val="31"/>
+              <w:rPr>
+                <w:b w:val="0"/>
+                <w:color w:val="000000"/>
+              </w:rPr>
+            </w:pPr>
+            <w:r>
+              <w:rPr>
+                <w:rFonts w:hint="eastAsia"/>
+                <w:b w:val="0"/>
+                <w:color w:val="000000"/>
+              </w:rPr>
+              <w:t>工作方式</w:t>
+            </w:r>
+          </w:p>
+        </w:tc>
+        <w:tc>
+          <w:tcPr>
+            <w:tcBorders>
+              <w:top w:val="nil"/>
+              <w:left w:val="nil"/>
+              <w:bottom w:val="nil"/>
+              <w:right w:val="nil"/>
+            </w:tcBorders>
+            <w:shd w:val="clear" w:color="auto" w:fill="FFFFFF"/>
+          </w:tcPr>
+          <w:p>
+            <w:pPr>
+              <w:pStyle w:val="31"/>
+              <w:rPr>
+                <w:b w:val="0"/>
+                <w:color w:val="000000"/>
+              </w:rPr>
+            </w:pPr>
+            <w:r>
+              <w:rPr>
+                <w:rFonts w:hint="eastAsia"/>
+                <w:b w:val="0"/>
+                <w:color w:val="000000"/>
+              </w:rPr>
+              <w:t>全双工</w:t>
+            </w:r>
+          </w:p>
+        </w:tc>
+        <w:tc>
+          <w:tcPr>
+            <w:tcBorders>
+              <w:top w:val="nil"/>
+              <w:left w:val="nil"/>
+              <w:bottom w:val="nil"/>
+              <w:right w:val="nil"/>
+            </w:tcBorders>
+            <w:shd w:val="clear" w:color="auto" w:fill="FFFFFF"/>
+          </w:tcPr>
+          <w:p>
+            <w:pPr>
+              <w:pStyle w:val="31"/>
+              <w:rPr>
+                <w:b w:val="0"/>
+                <w:color w:val="000000"/>
+              </w:rPr>
+            </w:pPr>
+            <w:r>
+              <w:rPr>
+                <w:rFonts w:hint="eastAsia"/>
+                <w:b w:val="0"/>
+                <w:color w:val="000000"/>
+              </w:rPr>
+              <w:t>全双工</w:t>
+            </w:r>
+          </w:p>
+        </w:tc>
+        <w:tc>
+          <w:tcPr>
+            <w:tcBorders>
+              <w:top w:val="nil"/>
+              <w:left w:val="nil"/>
+              <w:bottom w:val="nil"/>
+              <w:right w:val="nil"/>
+            </w:tcBorders>
+            <w:shd w:val="clear" w:color="auto" w:fill="FFFFFF"/>
+          </w:tcPr>
+          <w:p>
+            <w:pPr>
+              <w:pStyle w:val="31"/>
+              <w:rPr>
+                <w:b w:val="0"/>
+                <w:color w:val="000000"/>
+              </w:rPr>
+            </w:pPr>
+            <w:r>
+              <w:rPr>
+                <w:rFonts w:hint="eastAsia"/>
+                <w:b w:val="0"/>
+                <w:color w:val="000000"/>
+              </w:rPr>
+              <w:t>半双工（常见）/</w:t>
+            </w:r>
+            <w:r>
+              <w:rPr>
+                <w:b w:val="0"/>
+                <w:color w:val="000000"/>
+              </w:rPr>
+              <w:t xml:space="preserve"> </w:t>
+            </w:r>
+            <w:r>
+              <w:rPr>
+                <w:rFonts w:hint="eastAsia"/>
+                <w:b w:val="0"/>
+                <w:color w:val="000000"/>
+              </w:rPr>
+              <w:t>全双工</w:t>
+            </w:r>
+          </w:p>
+        </w:tc>
+      </w:tr>
+      <w:tr>
+        <w:tblPrEx>
+          <w:tblCellMar>
+            <w:top w:w="0" w:type="dxa"/>
+            <w:left w:w="108" w:type="dxa"/>
+            <w:bottom w:w="0" w:type="dxa"/>
+            <w:right w:w="108" w:type="dxa"/>
+          </w:tblCellMar>
+        </w:tblPrEx>
+        <w:tc>
+          <w:tcPr>
+            <w:tcBorders>
+              <w:top w:val="nil"/>
+              <w:left w:val="nil"/>
+              <w:bottom w:val="nil"/>
+              <w:right w:val="nil"/>
+            </w:tcBorders>
+            <w:shd w:val="clear" w:color="auto" w:fill="FFFFFF"/>
+          </w:tcPr>
+          <w:p>
+            <w:pPr>
+              <w:pStyle w:val="31"/>
+              <w:rPr>
+                <w:b w:val="0"/>
+                <w:color w:val="000000"/>
+              </w:rPr>
+            </w:pPr>
+            <w:r>
+              <w:rPr>
+                <w:rFonts w:hint="eastAsia"/>
+                <w:b w:val="0"/>
+                <w:color w:val="000000"/>
+              </w:rPr>
+              <w:t>网络拓扑</w:t>
+            </w:r>
+          </w:p>
+        </w:tc>
+        <w:tc>
+          <w:tcPr>
+            <w:tcBorders>
+              <w:top w:val="nil"/>
+              <w:left w:val="nil"/>
+              <w:bottom w:val="nil"/>
+              <w:right w:val="nil"/>
+            </w:tcBorders>
+            <w:shd w:val="clear" w:color="auto" w:fill="FFFFFF"/>
+          </w:tcPr>
+          <w:p>
+            <w:pPr>
+              <w:pStyle w:val="31"/>
+              <w:rPr>
+                <w:b w:val="0"/>
+                <w:color w:val="000000"/>
+              </w:rPr>
+            </w:pPr>
+            <w:r>
+              <w:rPr>
+                <w:rFonts w:hint="eastAsia"/>
+                <w:b w:val="0"/>
+                <w:color w:val="000000"/>
+              </w:rPr>
+              <w:t>点对点</w:t>
+            </w:r>
+          </w:p>
+        </w:tc>
+        <w:tc>
+          <w:tcPr>
+            <w:tcBorders>
+              <w:top w:val="nil"/>
+              <w:left w:val="nil"/>
+              <w:bottom w:val="nil"/>
+              <w:right w:val="nil"/>
+            </w:tcBorders>
+            <w:shd w:val="clear" w:color="auto" w:fill="FFFFFF"/>
+          </w:tcPr>
+          <w:p>
+            <w:pPr>
+              <w:pStyle w:val="31"/>
+              <w:rPr>
+                <w:b w:val="0"/>
+                <w:color w:val="000000"/>
+              </w:rPr>
+            </w:pPr>
+            <w:r>
+              <w:rPr>
+                <w:rFonts w:hint="eastAsia"/>
+                <w:b w:val="0"/>
+                <w:color w:val="000000"/>
+              </w:rPr>
+              <w:t>点对点</w:t>
+            </w:r>
+          </w:p>
+        </w:tc>
+        <w:tc>
+          <w:tcPr>
+            <w:tcBorders>
+              <w:top w:val="nil"/>
+              <w:left w:val="nil"/>
+              <w:bottom w:val="nil"/>
+              <w:right w:val="nil"/>
+            </w:tcBorders>
+            <w:shd w:val="clear" w:color="auto" w:fill="FFFFFF"/>
+          </w:tcPr>
+          <w:p>
+            <w:pPr>
+              <w:pStyle w:val="31"/>
+              <w:rPr>
+                <w:b w:val="0"/>
+                <w:color w:val="000000"/>
+              </w:rPr>
+            </w:pPr>
+            <w:r>
+              <w:rPr>
+                <w:rFonts w:hint="eastAsia"/>
+                <w:b w:val="0"/>
+                <w:color w:val="000000"/>
+              </w:rPr>
+              <w:t>总线型（多点轮询）</w:t>
+            </w:r>
+          </w:p>
+        </w:tc>
+      </w:tr>
+      <w:tr>
+        <w:tblPrEx>
+          <w:tblCellMar>
+            <w:top w:w="0" w:type="dxa"/>
+            <w:left w:w="108" w:type="dxa"/>
+            <w:bottom w:w="0" w:type="dxa"/>
+            <w:right w:w="108" w:type="dxa"/>
+          </w:tblCellMar>
+        </w:tblPrEx>
+        <w:tc>
+          <w:tcPr>
+            <w:tcBorders>
+              <w:top w:val="nil"/>
+              <w:left w:val="nil"/>
+              <w:bottom w:val="nil"/>
+              <w:right w:val="nil"/>
+            </w:tcBorders>
+            <w:shd w:val="clear" w:color="auto" w:fill="FFFFFF"/>
+          </w:tcPr>
+          <w:p>
+            <w:pPr>
+              <w:pStyle w:val="31"/>
+              <w:rPr>
+                <w:b w:val="0"/>
+                <w:color w:val="000000"/>
+              </w:rPr>
+            </w:pPr>
+            <w:r>
+              <w:rPr>
+                <w:rFonts w:hint="eastAsia"/>
+                <w:b w:val="0"/>
+                <w:color w:val="000000"/>
+              </w:rPr>
+              <w:t>最大节点数</w:t>
+            </w:r>
+          </w:p>
+        </w:tc>
+        <w:tc>
+          <w:tcPr>
+            <w:tcBorders>
+              <w:top w:val="nil"/>
+              <w:left w:val="nil"/>
+              <w:bottom w:val="nil"/>
+              <w:right w:val="nil"/>
+            </w:tcBorders>
+            <w:shd w:val="clear" w:color="auto" w:fill="FFFFFF"/>
+          </w:tcPr>
+          <w:p>
+            <w:pPr>
+              <w:pStyle w:val="31"/>
+              <w:rPr>
+                <w:b w:val="0"/>
+                <w:color w:val="000000"/>
+              </w:rPr>
+            </w:pPr>
+            <w:r>
+              <w:rPr>
+                <w:b w:val="0"/>
+                <w:color w:val="000000"/>
+              </w:rPr>
+              <w:t xml:space="preserve">1 </w:t>
+            </w:r>
+            <w:r>
+              <w:rPr>
+                <w:rFonts w:hint="eastAsia"/>
+                <w:b w:val="0"/>
+                <w:color w:val="000000"/>
+              </w:rPr>
+              <w:t>对</w:t>
+            </w:r>
+            <w:r>
+              <w:rPr>
+                <w:b w:val="0"/>
+                <w:color w:val="000000"/>
+              </w:rPr>
+              <w:t xml:space="preserve"> 1</w:t>
+            </w:r>
+          </w:p>
+        </w:tc>
+        <w:tc>
+          <w:tcPr>
+            <w:tcBorders>
+              <w:top w:val="nil"/>
+              <w:left w:val="nil"/>
+              <w:bottom w:val="nil"/>
+              <w:right w:val="nil"/>
+            </w:tcBorders>
+            <w:shd w:val="clear" w:color="auto" w:fill="FFFFFF"/>
+          </w:tcPr>
+          <w:p>
+            <w:pPr>
+              <w:pStyle w:val="31"/>
+              <w:rPr>
+                <w:b w:val="0"/>
+                <w:color w:val="000000"/>
+              </w:rPr>
+            </w:pPr>
+            <w:r>
+              <w:rPr>
+                <w:b w:val="0"/>
+                <w:color w:val="000000"/>
+              </w:rPr>
+              <w:t xml:space="preserve">1 </w:t>
+            </w:r>
+            <w:r>
+              <w:rPr>
+                <w:rFonts w:hint="eastAsia"/>
+                <w:b w:val="0"/>
+                <w:color w:val="000000"/>
+              </w:rPr>
+              <w:t>对</w:t>
+            </w:r>
+            <w:r>
+              <w:rPr>
+                <w:b w:val="0"/>
+                <w:color w:val="000000"/>
+              </w:rPr>
+              <w:t xml:space="preserve"> 1</w:t>
+            </w:r>
+          </w:p>
+        </w:tc>
+        <w:tc>
+          <w:tcPr>
+            <w:tcBorders>
+              <w:top w:val="nil"/>
+              <w:left w:val="nil"/>
+              <w:bottom w:val="nil"/>
+              <w:right w:val="nil"/>
+            </w:tcBorders>
+            <w:shd w:val="clear" w:color="auto" w:fill="FFFFFF"/>
+          </w:tcPr>
+          <w:p>
+            <w:pPr>
+              <w:pStyle w:val="31"/>
+              <w:rPr>
+                <w:b w:val="0"/>
+                <w:color w:val="000000"/>
+              </w:rPr>
+            </w:pPr>
+            <w:r>
+              <w:rPr>
+                <w:b w:val="0"/>
+                <w:color w:val="000000"/>
+              </w:rPr>
+              <w:t xml:space="preserve">32 ~ 256 </w:t>
+            </w:r>
+            <w:r>
+              <w:rPr>
+                <w:rFonts w:hint="eastAsia"/>
+                <w:b w:val="0"/>
+                <w:color w:val="000000"/>
+              </w:rPr>
+              <w:t>个节点</w:t>
+            </w:r>
+          </w:p>
+        </w:tc>
+      </w:tr>
+      <w:tr>
+        <w:tblPrEx>
+          <w:tblCellMar>
+            <w:top w:w="0" w:type="dxa"/>
+            <w:left w:w="108" w:type="dxa"/>
+            <w:bottom w:w="0" w:type="dxa"/>
+            <w:right w:w="108" w:type="dxa"/>
+          </w:tblCellMar>
+        </w:tblPrEx>
+        <w:tc>
+          <w:tcPr>
+            <w:tcBorders>
+              <w:top w:val="nil"/>
+              <w:left w:val="nil"/>
+              <w:bottom w:val="nil"/>
+              <w:right w:val="nil"/>
+            </w:tcBorders>
+            <w:shd w:val="clear" w:color="auto" w:fill="FFFFFF"/>
+          </w:tcPr>
+          <w:p>
+            <w:pPr>
+              <w:pStyle w:val="31"/>
+              <w:rPr>
+                <w:b w:val="0"/>
+                <w:color w:val="000000"/>
+              </w:rPr>
+            </w:pPr>
+            <w:r>
+              <w:rPr>
+                <w:rFonts w:hint="eastAsia"/>
+                <w:b w:val="0"/>
+                <w:color w:val="000000"/>
+              </w:rPr>
+              <w:t>典型传输距离</w:t>
+            </w:r>
+          </w:p>
+        </w:tc>
+        <w:tc>
+          <w:tcPr>
+            <w:tcBorders>
+              <w:top w:val="nil"/>
+              <w:left w:val="nil"/>
+              <w:bottom w:val="nil"/>
+              <w:right w:val="nil"/>
+            </w:tcBorders>
+            <w:shd w:val="clear" w:color="auto" w:fill="FFFFFF"/>
+          </w:tcPr>
+          <w:p>
+            <w:pPr>
+              <w:pStyle w:val="31"/>
+              <w:rPr>
+                <w:b w:val="0"/>
+                <w:color w:val="000000"/>
+              </w:rPr>
+            </w:pPr>
+            <m:oMathPara>
+              <m:oMath>
+                <m:r>
+                  <m:rPr>
+                    <m:sty m:val="p"/>
+                  </m:rPr>
+                  <w:rPr>
+                    <w:rFonts w:ascii="Times New Roman" w:hAnsi="Times New Roman"/>
+                    <w:color w:val="000000"/>
+                  </w:rPr>
+                  <m:t>&lt;</m:t>
+                </m:r>
+                <m:r>
+                  <m:rPr/>
+                  <w:rPr>
+                    <w:rFonts w:ascii="Times New Roman" w:hAnsi="Times New Roman"/>
+                    <w:color w:val="000000"/>
+                  </w:rPr>
+                  <m:t>1</m:t>
+                </m:r>
+                <m:r>
+                  <m:rPr>
+                    <m:nor/>
+                    <m:sty m:val="p"/>
+                  </m:rPr>
+                  <w:rPr>
+                    <w:rFonts w:ascii="Times New Roman" w:hAnsi="Times New Roman"/>
+                    <w:b w:val="0"/>
+                    <w:i w:val="0"/>
+                    <w:color w:val="000000"/>
+                  </w:rPr>
+                  <m:t>m</m:t>
+                </m:r>
+              </m:oMath>
+            </m:oMathPara>
+          </w:p>
+        </w:tc>
+        <w:tc>
+          <w:tcPr>
+            <w:tcBorders>
+              <w:top w:val="nil"/>
+              <w:left w:val="nil"/>
+              <w:bottom w:val="nil"/>
+              <w:right w:val="nil"/>
+            </w:tcBorders>
+            <w:shd w:val="clear" w:color="auto" w:fill="FFFFFF"/>
+          </w:tcPr>
+          <w:p>
+            <w:pPr>
+              <w:pStyle w:val="31"/>
+              <w:rPr>
+                <w:b w:val="0"/>
+                <w:color w:val="000000"/>
+              </w:rPr>
+            </w:pPr>
+            <m:oMathPara>
+              <m:oMath>
+                <m:r>
+                  <m:rPr>
+                    <m:sty m:val="p"/>
+                  </m:rPr>
+                  <w:rPr>
+                    <w:rFonts w:ascii="Times New Roman" w:hAnsi="Times New Roman"/>
+                    <w:color w:val="000000"/>
+                  </w:rPr>
+                  <m:t>&lt;</m:t>
+                </m:r>
+                <m:r>
+                  <m:rPr/>
+                  <w:rPr>
+                    <w:rFonts w:ascii="Times New Roman" w:hAnsi="Times New Roman"/>
+                    <w:color w:val="000000"/>
+                  </w:rPr>
+                  <m:t>15</m:t>
+                </m:r>
+                <m:r>
+                  <m:rPr>
+                    <m:nor/>
+                    <m:sty m:val="p"/>
+                  </m:rPr>
+                  <w:rPr>
+                    <w:rFonts w:ascii="Times New Roman" w:hAnsi="Times New Roman"/>
+                    <w:b w:val="0"/>
+                    <w:i w:val="0"/>
+                    <w:color w:val="000000"/>
+                  </w:rPr>
+                  <m:t>m</m:t>
+                </m:r>
+              </m:oMath>
+            </m:oMathPara>
+          </w:p>
+        </w:tc>
+        <w:tc>
+          <w:tcPr>
+            <w:tcBorders>
+              <w:top w:val="nil"/>
+              <w:left w:val="nil"/>
+              <w:bottom w:val="nil"/>
+              <w:right w:val="nil"/>
+            </w:tcBorders>
+            <w:shd w:val="clear" w:color="auto" w:fill="FFFFFF"/>
+          </w:tcPr>
+          <w:p>
+            <w:pPr>
+              <w:pStyle w:val="31"/>
+              <w:rPr>
+                <w:b w:val="0"/>
+                <w:color w:val="000000"/>
+              </w:rPr>
+            </w:pPr>
+            <m:oMathPara>
+              <m:oMath>
+                <m:r>
+                  <m:rPr>
+                    <m:sty m:val="p"/>
+                  </m:rPr>
+                  <w:rPr>
+                    <w:rFonts w:ascii="Times New Roman" w:hAnsi="Times New Roman"/>
+                    <w:color w:val="000000"/>
+                  </w:rPr>
+                  <m:t>&lt;</m:t>
+                </m:r>
+                <m:r>
+                  <m:rPr/>
+                  <w:rPr>
+                    <w:rFonts w:ascii="Times New Roman" w:hAnsi="Times New Roman"/>
+                    <w:color w:val="000000"/>
+                  </w:rPr>
+                  <m:t>1200</m:t>
+                </m:r>
+                <m:r>
+                  <m:rPr>
+                    <m:nor/>
+                    <m:sty m:val="p"/>
+                  </m:rPr>
+                  <w:rPr>
+                    <w:rFonts w:ascii="Times New Roman" w:hAnsi="Times New Roman"/>
+                    <w:b w:val="0"/>
+                    <w:i w:val="0"/>
+                    <w:color w:val="000000"/>
+                  </w:rPr>
+                  <m:t>m</m:t>
+                </m:r>
+              </m:oMath>
+            </m:oMathPara>
+          </w:p>
+        </w:tc>
+      </w:tr>
+      <w:tr>
+        <w:tblPrEx>
+          <w:tblCellMar>
+            <w:top w:w="0" w:type="dxa"/>
+            <w:left w:w="108" w:type="dxa"/>
+            <w:bottom w:w="0" w:type="dxa"/>
+            <w:right w:w="108" w:type="dxa"/>
+          </w:tblCellMar>
+        </w:tblPrEx>
+        <w:tc>
+          <w:tcPr>
+            <w:tcBorders>
+              <w:top w:val="nil"/>
+              <w:left w:val="nil"/>
+              <w:bottom w:val="single" w:color="000000" w:sz="12" w:space="0"/>
+              <w:right w:val="nil"/>
+            </w:tcBorders>
+            <w:shd w:val="clear" w:color="auto" w:fill="FFFFFF"/>
+          </w:tcPr>
+          <w:p>
+            <w:pPr>
+              <w:pStyle w:val="31"/>
+              <w:rPr>
+                <w:b w:val="0"/>
+                <w:color w:val="000000"/>
+              </w:rPr>
+            </w:pPr>
+            <w:r>
+              <w:rPr>
+                <w:rFonts w:hint="eastAsia"/>
+                <w:b w:val="0"/>
+                <w:color w:val="000000"/>
+              </w:rPr>
+              <w:t>主要应用场景</w:t>
+            </w:r>
+          </w:p>
+        </w:tc>
+        <w:tc>
+          <w:tcPr>
+            <w:tcBorders>
+              <w:top w:val="nil"/>
+              <w:left w:val="nil"/>
+              <w:bottom w:val="single" w:color="000000" w:sz="12" w:space="0"/>
+              <w:right w:val="nil"/>
+            </w:tcBorders>
+            <w:shd w:val="clear" w:color="auto" w:fill="FFFFFF"/>
+          </w:tcPr>
+          <w:p>
+            <w:pPr>
+              <w:pStyle w:val="31"/>
+              <w:rPr>
+                <w:b w:val="0"/>
+                <w:color w:val="000000"/>
+              </w:rPr>
+            </w:pPr>
+            <w:r>
+              <w:rPr>
+                <w:rFonts w:hint="eastAsia"/>
+                <w:b w:val="0"/>
+                <w:color w:val="000000"/>
+              </w:rPr>
+              <w:t>板载芯片间、调试串口</w:t>
+            </w:r>
+          </w:p>
+        </w:tc>
+        <w:tc>
+          <w:tcPr>
+            <w:tcBorders>
+              <w:top w:val="nil"/>
+              <w:left w:val="nil"/>
+              <w:bottom w:val="single" w:color="000000" w:sz="12" w:space="0"/>
+              <w:right w:val="nil"/>
+            </w:tcBorders>
+            <w:shd w:val="clear" w:color="auto" w:fill="FFFFFF"/>
+          </w:tcPr>
+          <w:p>
+            <w:pPr>
+              <w:pStyle w:val="31"/>
+              <w:rPr>
+                <w:b w:val="0"/>
+                <w:color w:val="000000"/>
+              </w:rPr>
+            </w:pPr>
+            <w:r>
+              <w:rPr>
+                <w:rFonts w:hint="eastAsia"/>
+                <w:b w:val="0"/>
+                <w:color w:val="000000"/>
+              </w:rPr>
+              <w:t>经典仪器仪表、工控机</w:t>
+            </w:r>
+          </w:p>
+        </w:tc>
+        <w:tc>
+          <w:tcPr>
+            <w:tcBorders>
+              <w:top w:val="nil"/>
+              <w:left w:val="nil"/>
+              <w:bottom w:val="single" w:color="000000" w:sz="12" w:space="0"/>
+              <w:right w:val="nil"/>
+            </w:tcBorders>
+            <w:shd w:val="clear" w:color="auto" w:fill="FFFFFF"/>
+          </w:tcPr>
+          <w:p>
+            <w:pPr>
+              <w:pStyle w:val="31"/>
+              <w:rPr>
+                <w:b w:val="0"/>
+                <w:color w:val="000000"/>
+              </w:rPr>
+            </w:pPr>
+            <w:r>
+              <w:rPr>
+                <w:rFonts w:hint="eastAsia"/>
+                <w:b w:val="0"/>
+                <w:color w:val="000000"/>
+              </w:rPr>
+              <w:t>工业现场总线、Modbus</w:t>
+            </w:r>
+            <w:r>
+              <w:rPr>
+                <w:b w:val="0"/>
+                <w:color w:val="000000"/>
+              </w:rPr>
+              <w:t xml:space="preserve"> </w:t>
+            </w:r>
+            <w:r>
+              <w:rPr>
+                <w:rFonts w:hint="eastAsia"/>
+                <w:b w:val="0"/>
+                <w:color w:val="000000"/>
+              </w:rPr>
+              <w:t>通信</w:t>
+            </w:r>
+          </w:p>
+        </w:tc>
+      </w:tr>
+      <w:bookmarkEnd w:id="9"/>
+    </w:tbl>
+    <w:p>
+      <w:pPr>
         <w:pStyle w:val="5"/>
       </w:pPr>
-      <w:bookmarkStart w:id="5" w:name="比特率波特率"/>
+      <w:bookmarkStart w:id="10" w:name="比特率波特率"/>
       <w:r>
         <w:rPr>
           <w:rFonts w:hint="eastAsia"/>
@@ -1458,13 +4175,1057 @@
         <w:t>比特率、波特率</w:t>
       </w:r>
     </w:p>
-    <w:bookmarkEnd w:id="0"/>
-    <w:bookmarkEnd w:id="5"/>
+    <w:p>
+      <w:pPr>
+        <w:pStyle w:val="13"/>
+      </w:pPr>
+      <w:r>
+        <w:rPr>
+          <w:rFonts w:hint="eastAsia"/>
+        </w:rPr>
+        <w:t>在串行通信中，</w:t>
+      </w:r>
+      <w:r>
+        <w:rPr>
+          <w:rFonts w:hint="eastAsia"/>
+          <w:b/>
+          <w:bCs/>
+        </w:rPr>
+        <w:t>比特率（Bit</w:t>
+      </w:r>
+      <w:r>
+        <w:rPr>
+          <w:b/>
+          <w:bCs/>
+        </w:rPr>
+        <w:t xml:space="preserve"> </w:t>
+      </w:r>
+      <w:r>
+        <w:rPr>
+          <w:rFonts w:hint="eastAsia"/>
+          <w:b/>
+          <w:bCs/>
+        </w:rPr>
+        <w:t>Rate）</w:t>
+      </w:r>
+      <w:r>
+        <w:t xml:space="preserve"> </w:t>
+      </w:r>
+      <w:r>
+        <w:rPr>
+          <w:rFonts w:hint="eastAsia"/>
+        </w:rPr>
+        <w:t>与</w:t>
+      </w:r>
+      <w:r>
+        <w:t xml:space="preserve"> </w:t>
+      </w:r>
+      <w:r>
+        <w:rPr>
+          <w:rFonts w:hint="eastAsia"/>
+          <w:b/>
+          <w:bCs/>
+        </w:rPr>
+        <w:t>波特率（Baud</w:t>
+      </w:r>
+      <w:r>
+        <w:rPr>
+          <w:b/>
+          <w:bCs/>
+        </w:rPr>
+        <w:t xml:space="preserve"> </w:t>
+      </w:r>
+      <w:r>
+        <w:rPr>
+          <w:rFonts w:hint="eastAsia"/>
+          <w:b/>
+          <w:bCs/>
+        </w:rPr>
+        <w:t>Rate）</w:t>
+      </w:r>
+      <w:r>
+        <w:t xml:space="preserve"> </w:t>
+      </w:r>
+      <w:r>
+        <w:rPr>
+          <w:rFonts w:hint="eastAsia"/>
+        </w:rPr>
+        <w:t>是衡量数据传输速率的核心指标，两者既有联系又有本质区别：</w:t>
+      </w:r>
+    </w:p>
+    <w:p>
+      <w:pPr>
+        <w:pStyle w:val="6"/>
+      </w:pPr>
+      <w:bookmarkStart w:id="11" w:name="概念定义"/>
+      <w:r>
+        <w:t xml:space="preserve">1. </w:t>
+      </w:r>
+      <w:r>
+        <w:rPr>
+          <w:rFonts w:hint="eastAsia"/>
+        </w:rPr>
+        <w:t>概念定义</w:t>
+      </w:r>
+    </w:p>
+    <w:p>
+      <w:pPr>
+        <w:pStyle w:val="31"/>
+        <w:numPr>
+          <w:ilvl w:val="0"/>
+          <w:numId w:val="2"/>
+        </w:numPr>
+      </w:pPr>
+      <w:r>
+        <w:rPr>
+          <w:rFonts w:hint="eastAsia"/>
+          <w:b/>
+          <w:bCs/>
+        </w:rPr>
+        <w:t>比特率（Bit</w:t>
+      </w:r>
+      <w:r>
+        <w:rPr>
+          <w:b/>
+          <w:bCs/>
+        </w:rPr>
+        <w:t xml:space="preserve"> </w:t>
+      </w:r>
+      <w:r>
+        <w:rPr>
+          <w:rFonts w:hint="eastAsia"/>
+          <w:b/>
+          <w:bCs/>
+        </w:rPr>
+        <w:t>Rate）</w:t>
+      </w:r>
+      <w:r>
+        <w:rPr>
+          <w:rFonts w:hint="eastAsia"/>
+        </w:rPr>
+        <w:t>：指单位时间内传输的</w:t>
+      </w:r>
+      <w:r>
+        <w:rPr>
+          <w:rFonts w:hint="eastAsia"/>
+          <w:b/>
+          <w:bCs/>
+        </w:rPr>
+        <w:t>二进制比特数量</w:t>
+      </w:r>
+      <w:r>
+        <w:rPr>
+          <w:rFonts w:hint="eastAsia"/>
+        </w:rPr>
+        <w:t>，单位为</w:t>
+      </w:r>
+      <w:r>
+        <w:t xml:space="preserve"> </w:t>
+      </w:r>
+      <w:r>
+        <w:rPr>
+          <w:rStyle w:val="42"/>
+        </w:rPr>
+        <w:t>bps</w:t>
+      </w:r>
+      <w:r>
+        <w:rPr>
+          <w:rFonts w:hint="eastAsia"/>
+        </w:rPr>
+        <w:t>（bits</w:t>
+      </w:r>
+      <w:r>
+        <w:t xml:space="preserve"> per </w:t>
+      </w:r>
+      <w:r>
+        <w:rPr>
+          <w:rFonts w:hint="eastAsia"/>
+        </w:rPr>
+        <w:t>second，比特/秒）。它直接反应了数据的有效传输吞吐量。</w:t>
+      </w:r>
+    </w:p>
+    <w:p>
+      <w:pPr>
+        <w:pStyle w:val="31"/>
+        <w:numPr>
+          <w:ilvl w:val="0"/>
+          <w:numId w:val="2"/>
+        </w:numPr>
+      </w:pPr>
+      <w:r>
+        <w:rPr>
+          <w:rFonts w:hint="eastAsia"/>
+          <w:b/>
+          <w:bCs/>
+        </w:rPr>
+        <w:t>波特率（Baud</w:t>
+      </w:r>
+      <w:r>
+        <w:rPr>
+          <w:b/>
+          <w:bCs/>
+        </w:rPr>
+        <w:t xml:space="preserve"> </w:t>
+      </w:r>
+      <w:r>
+        <w:rPr>
+          <w:rFonts w:hint="eastAsia"/>
+          <w:b/>
+          <w:bCs/>
+        </w:rPr>
+        <w:t>Rate）</w:t>
+      </w:r>
+      <w:r>
+        <w:rPr>
+          <w:rFonts w:hint="eastAsia"/>
+        </w:rPr>
+        <w:t>：指单位时间内传输的</w:t>
+      </w:r>
+      <w:r>
+        <w:rPr>
+          <w:rFonts w:hint="eastAsia"/>
+          <w:b/>
+          <w:bCs/>
+        </w:rPr>
+        <w:t>调制符号（Symbol）数量</w:t>
+      </w:r>
+      <w:r>
+        <w:rPr>
+          <w:rFonts w:hint="eastAsia"/>
+        </w:rPr>
+        <w:t>或信号电平状态的改变次数，单位为</w:t>
+      </w:r>
+      <w:r>
+        <w:t xml:space="preserve"> </w:t>
+      </w:r>
+      <w:r>
+        <w:rPr>
+          <w:rStyle w:val="42"/>
+        </w:rPr>
+        <w:t>Baud</w:t>
+      </w:r>
+      <w:r>
+        <w:rPr>
+          <w:rFonts w:hint="eastAsia"/>
+        </w:rPr>
+        <w:t>（波特）。它反映了物理信道的信号变化频率。</w:t>
+      </w:r>
+    </w:p>
+    <w:bookmarkEnd w:id="11"/>
+    <w:p>
+      <w:pPr>
+        <w:pStyle w:val="6"/>
+      </w:pPr>
+      <w:bookmarkStart w:id="12" w:name="数学关系"/>
+      <w:r>
+        <w:t xml:space="preserve">2. </w:t>
+      </w:r>
+      <w:r>
+        <w:rPr>
+          <w:rFonts w:hint="eastAsia"/>
+        </w:rPr>
+        <w:t>数学关系</w:t>
+      </w:r>
+    </w:p>
+    <w:p>
+      <w:pPr>
+        <w:pStyle w:val="13"/>
+      </w:pPr>
+      <w:r>
+        <w:rPr>
+          <w:rFonts w:hint="eastAsia"/>
+        </w:rPr>
+        <w:t>比特率与波特率的算术关系可表达为：</w:t>
+      </w:r>
+    </w:p>
+    <w:p>
+      <w:pPr>
+        <w:pStyle w:val="3"/>
+      </w:pPr>
+      <m:oMathPara>
+        <m:oMathParaPr>
+          <m:jc m:val="center"/>
+        </m:oMathParaPr>
+        <m:oMath>
+          <m:r>
+            <m:rPr>
+              <m:nor/>
+              <m:sty m:val="p"/>
+            </m:rPr>
+            <w:rPr>
+              <w:b w:val="0"/>
+              <w:i w:val="0"/>
+            </w:rPr>
+            <m:t>比特率</m:t>
+          </m:r>
+          <m:r>
+            <m:rPr>
+              <m:sty m:val="p"/>
+            </m:rPr>
+            <m:t>=</m:t>
+          </m:r>
+          <m:r>
+            <m:rPr>
+              <m:nor/>
+              <m:sty m:val="p"/>
+            </m:rPr>
+            <m:t>波特率</m:t>
+          </m:r>
+          <m:r>
+            <m:rPr>
+              <m:sty m:val="p"/>
+            </m:rPr>
+            <m:t>×</m:t>
+          </m:r>
+          <m:sSub>
+            <m:sSubPr/>
+            <m:e>
+              <m:r>
+                <m:rPr>
+                  <m:sty m:val="p"/>
+                </m:rPr>
+                <m:t>log</m:t>
+              </m:r>
+            </m:e>
+            <m:sub>
+              <m:r>
+                <m:rPr/>
+                <m:t>2</m:t>
+              </m:r>
+            </m:sub>
+          </m:sSub>
+          <m:r>
+            <m:rPr>
+              <m:sty m:val="p"/>
+            </m:rPr>
+            <m:t>(</m:t>
+          </m:r>
+          <m:r>
+            <m:rPr/>
+            <m:t>N</m:t>
+          </m:r>
+          <m:r>
+            <m:rPr>
+              <m:sty m:val="p"/>
+            </m:rPr>
+            <m:t>)</m:t>
+          </m:r>
+        </m:oMath>
+      </m:oMathPara>
+    </w:p>
+    <w:p>
+      <w:pPr>
+        <w:pStyle w:val="13"/>
+      </w:pPr>
+      <w:r>
+        <w:rPr>
+          <w:rFonts w:hint="eastAsia"/>
+          <w:i/>
+          <w:iCs/>
+        </w:rPr>
+        <w:t>其中</w:t>
+      </w:r>
+      <w:r>
+        <w:rPr>
+          <w:i/>
+          <w:iCs/>
+        </w:rPr>
+        <w:t xml:space="preserve"> </w:t>
+      </w:r>
+      <m:oMath>
+        <m:r>
+          <m:rPr/>
+          <m:t>N</m:t>
+        </m:r>
+      </m:oMath>
+      <w:r>
+        <w:rPr>
+          <w:i/>
+          <w:iCs/>
+        </w:rPr>
+        <w:t xml:space="preserve"> </w:t>
+      </w:r>
+      <w:r>
+        <w:rPr>
+          <w:rFonts w:hint="eastAsia"/>
+          <w:i/>
+          <w:iCs/>
+        </w:rPr>
+        <w:t>表示一个信号符号所能代表的状态数（进制数/电平数）。</w:t>
+      </w:r>
+    </w:p>
+    <w:p>
+      <w:pPr>
+        <w:pStyle w:val="31"/>
+        <w:numPr>
+          <w:ilvl w:val="0"/>
+          <w:numId w:val="2"/>
+        </w:numPr>
+      </w:pPr>
+      <w:r>
+        <w:rPr>
+          <w:rFonts w:hint="eastAsia"/>
+          <w:b/>
+          <w:bCs/>
+        </w:rPr>
+        <w:t>单一电平状态（</w:t>
+      </w:r>
+      <m:oMath>
+        <m:r>
+          <m:rPr/>
+          <m:t>N</m:t>
+        </m:r>
+        <m:r>
+          <m:rPr>
+            <m:sty m:val="p"/>
+          </m:rPr>
+          <m:t>=</m:t>
+        </m:r>
+        <m:r>
+          <m:rPr/>
+          <m:t>2</m:t>
+        </m:r>
+      </m:oMath>
+      <w:r>
+        <w:rPr>
+          <w:rFonts w:hint="eastAsia"/>
+          <w:b/>
+          <w:bCs/>
+        </w:rPr>
+        <w:t>）</w:t>
+      </w:r>
+      <w:r>
+        <w:rPr>
+          <w:rFonts w:hint="eastAsia"/>
+        </w:rPr>
+        <w:t>：若</w:t>
+      </w:r>
+      <w:r>
+        <w:t xml:space="preserve"> 1 </w:t>
+      </w:r>
+      <w:r>
+        <w:rPr>
+          <w:rFonts w:hint="eastAsia"/>
+        </w:rPr>
+        <w:t>个符号仅包含</w:t>
+      </w:r>
+      <w:r>
+        <w:t xml:space="preserve"> 2 </w:t>
+      </w:r>
+      <w:r>
+        <w:rPr>
+          <w:rFonts w:hint="eastAsia"/>
+        </w:rPr>
+        <w:t>种状态（如二进制逻辑高/低电平</w:t>
+      </w:r>
+      <w:r>
+        <w:t xml:space="preserve"> </w:t>
+      </w:r>
+      <m:oMath>
+        <m:r>
+          <m:rPr/>
+          <m:t>0</m:t>
+        </m:r>
+      </m:oMath>
+      <w:r>
+        <w:t xml:space="preserve"> </w:t>
+      </w:r>
+      <w:r>
+        <w:rPr>
+          <w:rFonts w:hint="eastAsia"/>
+        </w:rPr>
+        <w:t>和</w:t>
+      </w:r>
+      <w:r>
+        <w:t xml:space="preserve"> </w:t>
+      </w:r>
+      <m:oMath>
+        <m:r>
+          <m:rPr/>
+          <m:t>1</m:t>
+        </m:r>
+      </m:oMath>
+      <w:r>
+        <w:rPr>
+          <w:rFonts w:hint="eastAsia"/>
+        </w:rPr>
+        <w:t>），则</w:t>
+      </w:r>
+      <w:r>
+        <w:t xml:space="preserve"> </w:t>
+      </w:r>
+      <m:oMath>
+        <m:sSub>
+          <m:sSubPr/>
+          <m:e>
+            <m:r>
+              <m:rPr>
+                <m:sty m:val="p"/>
+              </m:rPr>
+              <m:t>log</m:t>
+            </m:r>
+          </m:e>
+          <m:sub>
+            <m:r>
+              <m:rPr/>
+              <m:t>2</m:t>
+            </m:r>
+          </m:sub>
+        </m:sSub>
+        <m:r>
+          <m:rPr>
+            <m:sty m:val="p"/>
+          </m:rPr>
+          <m:t>(</m:t>
+        </m:r>
+        <m:r>
+          <m:rPr/>
+          <m:t>2</m:t>
+        </m:r>
+        <m:r>
+          <m:rPr>
+            <m:sty m:val="p"/>
+          </m:rPr>
+          <m:t>)=</m:t>
+        </m:r>
+        <m:r>
+          <m:rPr/>
+          <m:t>1</m:t>
+        </m:r>
+      </m:oMath>
+      <w:r>
+        <w:rPr>
+          <w:rFonts w:hint="eastAsia"/>
+        </w:rPr>
+        <w:t>。此时</w:t>
+      </w:r>
+      <w:r>
+        <w:rPr>
+          <w:rFonts w:hint="eastAsia"/>
+          <w:b/>
+          <w:bCs/>
+        </w:rPr>
+        <w:t>比特率数值上等于波特率</w:t>
+      </w:r>
+      <w:r>
+        <w:t>。</w:t>
+      </w:r>
+    </w:p>
+    <w:p>
+      <w:pPr>
+        <w:pStyle w:val="31"/>
+        <w:numPr>
+          <w:ilvl w:val="0"/>
+          <w:numId w:val="2"/>
+        </w:numPr>
+      </w:pPr>
+      <w:r>
+        <w:rPr>
+          <w:rFonts w:hint="eastAsia"/>
+          <w:b/>
+          <w:bCs/>
+        </w:rPr>
+        <w:t>多阶调制/多电平（</w:t>
+      </w:r>
+      <m:oMath>
+        <m:r>
+          <m:rPr/>
+          <m:t>N</m:t>
+        </m:r>
+        <m:r>
+          <m:rPr>
+            <m:sty m:val="p"/>
+          </m:rPr>
+          <m:t>&gt;</m:t>
+        </m:r>
+        <m:r>
+          <m:rPr/>
+          <m:t>2</m:t>
+        </m:r>
+      </m:oMath>
+      <w:r>
+        <w:rPr>
+          <w:rFonts w:hint="eastAsia"/>
+          <w:b/>
+          <w:bCs/>
+        </w:rPr>
+        <w:t>）</w:t>
+      </w:r>
+      <w:r>
+        <w:rPr>
+          <w:rFonts w:hint="eastAsia"/>
+        </w:rPr>
+        <w:t>：若</w:t>
+      </w:r>
+      <w:r>
+        <w:t xml:space="preserve"> 1 </w:t>
+      </w:r>
+      <w:r>
+        <w:rPr>
+          <w:rFonts w:hint="eastAsia"/>
+        </w:rPr>
+        <w:t>个符号包含</w:t>
+      </w:r>
+      <w:r>
+        <w:t xml:space="preserve"> 4 </w:t>
+      </w:r>
+      <w:r>
+        <w:rPr>
+          <w:rFonts w:hint="eastAsia"/>
+        </w:rPr>
+        <w:t>种状态（如</w:t>
+      </w:r>
+      <w:r>
+        <w:t xml:space="preserve"> PAM4 </w:t>
+      </w:r>
+      <w:r>
+        <w:rPr>
+          <w:rFonts w:hint="eastAsia"/>
+        </w:rPr>
+        <w:t>编码、QPSK</w:t>
+      </w:r>
+      <w:r>
+        <w:t xml:space="preserve"> </w:t>
+      </w:r>
+      <w:r>
+        <w:rPr>
+          <w:rFonts w:hint="eastAsia"/>
+        </w:rPr>
+        <w:t>调制），则每个符号可携带</w:t>
+      </w:r>
+      <w:r>
+        <w:t xml:space="preserve"> </w:t>
+      </w:r>
+      <m:oMath>
+        <m:sSub>
+          <m:sSubPr/>
+          <m:e>
+            <m:r>
+              <m:rPr>
+                <m:sty m:val="p"/>
+              </m:rPr>
+              <m:t>log</m:t>
+            </m:r>
+          </m:e>
+          <m:sub>
+            <m:r>
+              <m:rPr/>
+              <m:t>2</m:t>
+            </m:r>
+          </m:sub>
+        </m:sSub>
+        <m:r>
+          <m:rPr>
+            <m:sty m:val="p"/>
+          </m:rPr>
+          <m:t>(</m:t>
+        </m:r>
+        <m:r>
+          <m:rPr/>
+          <m:t>4</m:t>
+        </m:r>
+        <m:r>
+          <m:rPr>
+            <m:sty m:val="p"/>
+          </m:rPr>
+          <m:t>)=</m:t>
+        </m:r>
+        <m:r>
+          <m:rPr/>
+          <m:t>2</m:t>
+        </m:r>
+      </m:oMath>
+      <w:r>
+        <w:t xml:space="preserve"> </w:t>
+      </w:r>
+      <w:r>
+        <w:rPr>
+          <w:rFonts w:hint="eastAsia"/>
+        </w:rPr>
+        <w:t>比特数据。此时</w:t>
+      </w:r>
+      <w:r>
+        <w:rPr>
+          <w:rFonts w:hint="eastAsia"/>
+          <w:b/>
+          <w:bCs/>
+        </w:rPr>
+        <w:t>比特率是波特率的</w:t>
+      </w:r>
+      <w:r>
+        <w:rPr>
+          <w:b/>
+          <w:bCs/>
+        </w:rPr>
+        <w:t xml:space="preserve"> 2 </w:t>
+      </w:r>
+      <w:r>
+        <w:rPr>
+          <w:rFonts w:hint="eastAsia"/>
+          <w:b/>
+          <w:bCs/>
+        </w:rPr>
+        <w:t>倍</w:t>
+      </w:r>
+      <w:r>
+        <w:t>。</w:t>
+      </w:r>
+    </w:p>
+    <w:bookmarkEnd w:id="12"/>
+    <w:p>
+      <w:pPr>
+        <w:pStyle w:val="6"/>
+      </w:pPr>
+      <w:bookmarkStart w:id="13" w:name="常见串口协议中的区别与等价性"/>
+      <w:r>
+        <w:t xml:space="preserve">3. </w:t>
+      </w:r>
+      <w:r>
+        <w:rPr>
+          <w:rFonts w:hint="eastAsia"/>
+        </w:rPr>
+        <w:t>常见串口协议中的区别与等价性</w:t>
+      </w:r>
+    </w:p>
+    <w:p>
+      <w:pPr>
+        <w:pStyle w:val="31"/>
+        <w:numPr>
+          <w:ilvl w:val="0"/>
+          <w:numId w:val="2"/>
+        </w:numPr>
+      </w:pPr>
+      <w:r>
+        <w:rPr>
+          <w:b/>
+          <w:bCs/>
+        </w:rPr>
+        <w:t xml:space="preserve">UART/I2C/SPI </w:t>
+      </w:r>
+      <w:r>
+        <w:rPr>
+          <w:rFonts w:hint="eastAsia"/>
+          <w:b/>
+          <w:bCs/>
+        </w:rPr>
+        <w:t>等常见串口</w:t>
+      </w:r>
+      <w:r>
+        <w:rPr>
+          <w:rFonts w:hint="eastAsia"/>
+        </w:rPr>
+        <w:t>：由于其物理层只使用高、低两种电平状态（</w:t>
+      </w:r>
+      <m:oMath>
+        <m:r>
+          <m:rPr/>
+          <m:t>N</m:t>
+        </m:r>
+        <m:r>
+          <m:rPr>
+            <m:sty m:val="p"/>
+          </m:rPr>
+          <m:t>=</m:t>
+        </m:r>
+        <m:r>
+          <m:rPr/>
+          <m:t>2</m:t>
+        </m:r>
+      </m:oMath>
+      <w:r>
+        <w:rPr>
+          <w:rFonts w:hint="eastAsia"/>
+        </w:rPr>
+        <w:t>）来传输逻辑</w:t>
+      </w:r>
+      <w:r>
+        <w:t xml:space="preserve"> </w:t>
+      </w:r>
+      <m:oMath>
+        <m:r>
+          <m:rPr/>
+          <m:t>0</m:t>
+        </m:r>
+      </m:oMath>
+      <w:r>
+        <w:t xml:space="preserve"> </w:t>
+      </w:r>
+      <w:r>
+        <w:rPr>
+          <w:rFonts w:hint="eastAsia"/>
+        </w:rPr>
+        <w:t>和</w:t>
+      </w:r>
+      <w:r>
+        <w:t xml:space="preserve"> </w:t>
+      </w:r>
+      <m:oMath>
+        <m:r>
+          <m:rPr/>
+          <m:t>1</m:t>
+        </m:r>
+      </m:oMath>
+      <w:r>
+        <w:rPr>
+          <w:rFonts w:hint="eastAsia"/>
+        </w:rPr>
+        <w:t>，因此在基带数字电路的语境下，</w:t>
+      </w:r>
+      <w:r>
+        <w:rPr>
+          <w:rFonts w:hint="eastAsia"/>
+          <w:b/>
+          <w:bCs/>
+        </w:rPr>
+        <w:t>波特率（如</w:t>
+      </w:r>
+      <w:r>
+        <w:rPr>
+          <w:b/>
+          <w:bCs/>
+        </w:rPr>
+        <w:t xml:space="preserve"> 115200 </w:t>
+      </w:r>
+      <w:r>
+        <w:rPr>
+          <w:rFonts w:hint="eastAsia"/>
+          <w:b/>
+          <w:bCs/>
+        </w:rPr>
+        <w:t>Baud）在数值上等同于比特率（115200</w:t>
+      </w:r>
+      <w:r>
+        <w:rPr>
+          <w:b/>
+          <w:bCs/>
+        </w:rPr>
+        <w:t xml:space="preserve"> </w:t>
+      </w:r>
+      <w:r>
+        <w:rPr>
+          <w:rFonts w:hint="eastAsia"/>
+          <w:b/>
+          <w:bCs/>
+        </w:rPr>
+        <w:t>bps）</w:t>
+      </w:r>
+      <w:r>
+        <w:t>。</w:t>
+      </w:r>
+    </w:p>
+    <w:p>
+      <w:pPr>
+        <w:pStyle w:val="31"/>
+        <w:numPr>
+          <w:ilvl w:val="0"/>
+          <w:numId w:val="2"/>
+        </w:numPr>
+      </w:pPr>
+      <w:r>
+        <w:rPr>
+          <w:rFonts w:hint="eastAsia"/>
+          <w:b/>
+          <w:bCs/>
+        </w:rPr>
+        <w:t>实际有效数据吞吐率（数据传输效率）</w:t>
+      </w:r>
+      <w:r>
+        <w:rPr>
+          <w:rFonts w:hint="eastAsia"/>
+        </w:rPr>
+        <w:t>：需要特别注意，串口声明的波特率包含通信协议开销（如起始位、校验位、停止位）。以常用</w:t>
+      </w:r>
+      <w:r>
+        <w:t xml:space="preserve"> UART </w:t>
+      </w:r>
+      <w:r>
+        <w:rPr>
+          <w:rFonts w:hint="eastAsia"/>
+        </w:rPr>
+        <w:t>配置</w:t>
+      </w:r>
+      <w:r>
+        <w:t xml:space="preserve"> </w:t>
+      </w:r>
+      <w:r>
+        <w:rPr>
+          <w:rStyle w:val="42"/>
+        </w:rPr>
+        <w:t>9600 8N1</w:t>
+      </w:r>
+      <w:r>
+        <w:rPr>
+          <w:rFonts w:hint="eastAsia"/>
+        </w:rPr>
+        <w:t>（9600</w:t>
+      </w:r>
+      <w:r>
+        <w:t xml:space="preserve"> </w:t>
+      </w:r>
+      <w:r>
+        <w:rPr>
+          <w:rFonts w:hint="eastAsia"/>
+        </w:rPr>
+        <w:t>波特率、8</w:t>
+      </w:r>
+      <w:r>
+        <w:t xml:space="preserve"> </w:t>
+      </w:r>
+      <w:r>
+        <w:rPr>
+          <w:rFonts w:hint="eastAsia"/>
+        </w:rPr>
+        <w:t>位数据位、无校验、1</w:t>
+      </w:r>
+      <w:r>
+        <w:t xml:space="preserve"> </w:t>
+      </w:r>
+      <w:r>
+        <w:rPr>
+          <w:rFonts w:hint="eastAsia"/>
+        </w:rPr>
+        <w:t>位停止位）为例：</w:t>
+      </w:r>
+    </w:p>
+    <w:p>
+      <w:pPr>
+        <w:pStyle w:val="31"/>
+        <w:numPr>
+          <w:ilvl w:val="1"/>
+          <w:numId w:val="2"/>
+        </w:numPr>
+      </w:pPr>
+      <w:r>
+        <w:rPr>
+          <w:rFonts w:hint="eastAsia"/>
+        </w:rPr>
+        <w:t>每传输</w:t>
+      </w:r>
+      <w:r>
+        <w:t xml:space="preserve"> 1 </w:t>
+      </w:r>
+      <w:r>
+        <w:rPr>
+          <w:rFonts w:hint="eastAsia"/>
+        </w:rPr>
+        <w:t>字节（8</w:t>
+      </w:r>
+      <w:r>
+        <w:t xml:space="preserve"> </w:t>
+      </w:r>
+      <w:r>
+        <w:rPr>
+          <w:rFonts w:hint="eastAsia"/>
+        </w:rPr>
+        <w:t>bit）有效数据，实际要在总线上发送</w:t>
+      </w:r>
+      <w:r>
+        <w:t xml:space="preserve"> 10 </w:t>
+      </w:r>
+      <w:r>
+        <w:rPr>
+          <w:rFonts w:hint="eastAsia"/>
+        </w:rPr>
+        <w:t>bit（1</w:t>
+      </w:r>
+      <w:r>
+        <w:t xml:space="preserve"> </w:t>
+      </w:r>
+      <w:r>
+        <w:rPr>
+          <w:rFonts w:hint="eastAsia"/>
+        </w:rPr>
+        <w:t>起始</w:t>
+      </w:r>
+      <w:r>
+        <w:t xml:space="preserve"> + 8 </w:t>
+      </w:r>
+      <w:r>
+        <w:rPr>
+          <w:rFonts w:hint="eastAsia"/>
+        </w:rPr>
+        <w:t>数据</w:t>
+      </w:r>
+      <w:r>
+        <w:t xml:space="preserve"> + 1 </w:t>
+      </w:r>
+      <w:r>
+        <w:rPr>
+          <w:rFonts w:hint="eastAsia"/>
+        </w:rPr>
+        <w:t>停止）。</w:t>
+      </w:r>
+    </w:p>
+    <w:p>
+      <w:pPr>
+        <w:pStyle w:val="31"/>
+        <w:numPr>
+          <w:ilvl w:val="1"/>
+          <w:numId w:val="2"/>
+        </w:numPr>
+      </w:pPr>
+      <w:r>
+        <w:rPr>
+          <w:rFonts w:hint="eastAsia"/>
+        </w:rPr>
+        <w:t>因此实际应用层的最高数据吞吐率仅为：</w:t>
+      </w:r>
+      <w:r>
+        <w:t xml:space="preserve"> </w:t>
+      </w:r>
+      <m:oMath>
+        <m:r>
+          <m:rPr/>
+          <m:t>9600</m:t>
+        </m:r>
+        <m:r>
+          <m:rPr>
+            <m:sty m:val="p"/>
+          </m:rPr>
+          <m:t>÷</m:t>
+        </m:r>
+        <m:r>
+          <m:rPr/>
+          <m:t>10</m:t>
+        </m:r>
+        <m:r>
+          <m:rPr>
+            <m:sty m:val="p"/>
+          </m:rPr>
+          <m:t>=</m:t>
+        </m:r>
+        <m:r>
+          <m:rPr/>
+          <m:t>960</m:t>
+        </m:r>
+        <m:r>
+          <m:rPr>
+            <m:nor/>
+            <m:sty m:val="p"/>
+          </m:rPr>
+          <w:rPr>
+            <w:b w:val="0"/>
+            <w:i w:val="0"/>
+          </w:rPr>
+          <m:t>B/s</m:t>
+        </m:r>
+      </m:oMath>
+      <w:r>
+        <w:t xml:space="preserve"> </w:t>
+      </w:r>
+      <w:r>
+        <w:rPr>
+          <w:rFonts w:hint="eastAsia"/>
+        </w:rPr>
+        <w:t>(字节/秒)。</w:t>
+      </w:r>
+    </w:p>
+    <w:bookmarkEnd w:id="10"/>
+    <w:bookmarkEnd w:id="13"/>
     <w:p>
       <w:pPr>
         <w:pStyle w:val="4"/>
       </w:pPr>
-      <w:bookmarkStart w:id="6" w:name="uart-串口"/>
       <w:r>
         <w:t xml:space="preserve">UART </w:t>
       </w:r>
@@ -1479,7 +5240,7 @@
       <w:pPr>
         <w:pStyle w:val="5"/>
       </w:pPr>
-      <w:bookmarkStart w:id="7" w:name="uart-简介"/>
+      <w:bookmarkStart w:id="14" w:name="uart-简介"/>
       <w:r>
         <w:t xml:space="preserve">UART </w:t>
       </w:r>
@@ -1575,7 +5336,7 @@
                     </pic:cNvPicPr>
                   </pic:nvPicPr>
                   <pic:blipFill>
-                    <a:blip r:embed="rId12"/>
+                    <a:blip r:embed="rId13"/>
                     <a:stretch>
                       <a:fillRect/>
                     </a:stretch>
@@ -1600,12 +5361,12 @@
         </w:drawing>
       </w:r>
     </w:p>
-    <w:bookmarkEnd w:id="7"/>
+    <w:bookmarkEnd w:id="14"/>
     <w:p>
       <w:pPr>
         <w:pStyle w:val="5"/>
       </w:pPr>
-      <w:bookmarkStart w:id="8" w:name="uart-通讯协议"/>
+      <w:bookmarkStart w:id="15" w:name="uart-通讯协议"/>
       <w:r>
         <w:t xml:space="preserve">UART </w:t>
       </w:r>
@@ -1620,7 +5381,7 @@
       <w:pPr>
         <w:pStyle w:val="6"/>
       </w:pPr>
-      <w:bookmarkStart w:id="9" w:name="数据格式"/>
+      <w:bookmarkStart w:id="16" w:name="数据格式"/>
       <w:r>
         <w:rPr>
           <w:rFonts w:hint="eastAsia"/>
@@ -1671,7 +5432,7 @@
                     </pic:cNvPicPr>
                   </pic:nvPicPr>
                   <pic:blipFill>
-                    <a:blip r:embed="rId13"/>
+                    <a:blip r:embed="rId14"/>
                     <a:stretch>
                       <a:fillRect/>
                     </a:stretch>
@@ -2162,12 +5923,12 @@
         <w:t>停止位为高电平。</w:t>
       </w:r>
     </w:p>
-    <w:bookmarkEnd w:id="9"/>
+    <w:bookmarkEnd w:id="16"/>
     <w:p>
       <w:pPr>
         <w:pStyle w:val="6"/>
       </w:pPr>
-      <w:bookmarkStart w:id="10" w:name="发送方tx和接收方rx的约定"/>
+      <w:bookmarkStart w:id="17" w:name="发送方tx和接收方rx的约定"/>
       <w:r>
         <w:rPr>
           <w:rFonts w:hint="eastAsia"/>
@@ -2428,14 +6189,14 @@
         <w:t>发送方和接收方需要明确停止位的位数。</w:t>
       </w:r>
     </w:p>
-    <w:bookmarkEnd w:id="6"/>
-    <w:bookmarkEnd w:id="8"/>
-    <w:bookmarkEnd w:id="10"/>
+    <w:bookmarkEnd w:id="5"/>
+    <w:bookmarkEnd w:id="15"/>
+    <w:bookmarkEnd w:id="17"/>
     <w:p>
       <w:pPr>
         <w:pStyle w:val="4"/>
       </w:pPr>
-      <w:bookmarkStart w:id="11" w:name="i2c-总线"/>
+      <w:bookmarkStart w:id="18" w:name="i2c-总线"/>
       <w:r>
         <w:t xml:space="preserve">I2C </w:t>
       </w:r>
@@ -2450,7 +6211,7 @@
       <w:pPr>
         <w:pStyle w:val="5"/>
       </w:pPr>
-      <w:bookmarkStart w:id="12" w:name="概述"/>
+      <w:bookmarkStart w:id="19" w:name="概述"/>
       <w:r>
         <w:rPr>
           <w:rFonts w:hint="eastAsia"/>
@@ -2514,12 +6275,12 @@
         <w:t>年代开发的，并在之后广泛应用于各种电子设备和嵌入式系统中。</w:t>
       </w:r>
     </w:p>
-    <w:bookmarkEnd w:id="12"/>
+    <w:bookmarkEnd w:id="19"/>
     <w:p>
       <w:pPr>
         <w:pStyle w:val="5"/>
       </w:pPr>
-      <w:bookmarkStart w:id="13" w:name="信号线"/>
+      <w:bookmarkStart w:id="20" w:name="信号线"/>
       <w:r>
         <w:rPr>
           <w:rFonts w:hint="eastAsia"/>
@@ -2660,7 +6421,7 @@
                     </pic:cNvPicPr>
                   </pic:nvPicPr>
                   <pic:blipFill>
-                    <a:blip r:embed="rId14"/>
+                    <a:blip r:embed="rId15"/>
                     <a:stretch>
                       <a:fillRect/>
                     </a:stretch>
@@ -2723,12 +6484,12 @@
         <w:t>高电平期间保持稳定。</w:t>
       </w:r>
     </w:p>
-    <w:bookmarkEnd w:id="13"/>
+    <w:bookmarkEnd w:id="20"/>
     <w:p>
       <w:pPr>
         <w:pStyle w:val="5"/>
       </w:pPr>
-      <w:bookmarkStart w:id="14" w:name="主从架构"/>
+      <w:bookmarkStart w:id="21" w:name="主从架构"/>
       <w:r>
         <w:rPr>
           <w:rFonts w:hint="eastAsia"/>
@@ -2773,7 +6534,7 @@
                     </pic:cNvPicPr>
                   </pic:nvPicPr>
                   <pic:blipFill>
-                    <a:blip r:embed="rId15"/>
+                    <a:blip r:embed="rId16"/>
                     <a:stretch>
                       <a:fillRect/>
                     </a:stretch>
@@ -2883,7 +6644,7 @@
                     </pic:cNvPicPr>
                   </pic:nvPicPr>
                   <pic:blipFill>
-                    <a:blip r:embed="rId16"/>
+                    <a:blip r:embed="rId17"/>
                     <a:stretch>
                       <a:fillRect/>
                     </a:stretch>
@@ -3013,12 +6774,12 @@
         <w:t>信号由从设备产生，主设备接收信号</w:t>
       </w:r>
     </w:p>
-    <w:bookmarkEnd w:id="14"/>
+    <w:bookmarkEnd w:id="21"/>
     <w:p>
       <w:pPr>
         <w:pStyle w:val="5"/>
       </w:pPr>
-      <w:bookmarkStart w:id="15" w:name="i2c-通信协议"/>
+      <w:bookmarkStart w:id="22" w:name="i2c-通信协议"/>
       <w:r>
         <w:t xml:space="preserve">I2C </w:t>
       </w:r>
@@ -3033,7 +6794,7 @@
       <w:pPr>
         <w:pStyle w:val="6"/>
       </w:pPr>
-      <w:bookmarkStart w:id="16" w:name="空闲状态"/>
+      <w:bookmarkStart w:id="23" w:name="空闲状态"/>
       <w:r>
         <w:rPr>
           <w:rFonts w:hint="eastAsia"/>
@@ -3077,12 +6838,12 @@
         <w:t>均为高电平时，总线为空闲状态。</w:t>
       </w:r>
     </w:p>
-    <w:bookmarkEnd w:id="16"/>
+    <w:bookmarkEnd w:id="23"/>
     <w:p>
       <w:pPr>
         <w:pStyle w:val="6"/>
       </w:pPr>
-      <w:bookmarkStart w:id="17" w:name="起始和结束信号"/>
+      <w:bookmarkStart w:id="24" w:name="起始和结束信号"/>
       <w:r>
         <w:rPr>
           <w:rFonts w:hint="eastAsia"/>
@@ -3259,7 +7020,7 @@
                     </pic:cNvPicPr>
                   </pic:nvPicPr>
                   <pic:blipFill>
-                    <a:blip r:embed="rId17"/>
+                    <a:blip r:embed="rId18"/>
                     <a:stretch>
                       <a:fillRect/>
                     </a:stretch>
@@ -3284,12 +7045,12 @@
         </w:drawing>
       </w:r>
     </w:p>
-    <w:bookmarkEnd w:id="17"/>
+    <w:bookmarkEnd w:id="24"/>
     <w:p>
       <w:pPr>
         <w:pStyle w:val="6"/>
       </w:pPr>
-      <w:bookmarkStart w:id="18" w:name="确认信号acknack"/>
+      <w:bookmarkStart w:id="25" w:name="确认信号acknack"/>
       <w:r>
         <w:rPr>
           <w:rFonts w:hint="eastAsia"/>
@@ -3352,7 +7113,7 @@
                     </pic:cNvPicPr>
                   </pic:nvPicPr>
                   <pic:blipFill>
-                    <a:blip r:embed="rId18"/>
+                    <a:blip r:embed="rId19"/>
                     <a:stretch>
                       <a:fillRect/>
                     </a:stretch>
@@ -3470,12 +7231,12 @@
         <w:t>。</w:t>
       </w:r>
     </w:p>
-    <w:bookmarkEnd w:id="18"/>
+    <w:bookmarkEnd w:id="25"/>
     <w:p>
       <w:pPr>
         <w:pStyle w:val="6"/>
       </w:pPr>
-      <w:bookmarkStart w:id="19" w:name="从机地址和读写标识"/>
+      <w:bookmarkStart w:id="26" w:name="从机地址和读写标识"/>
       <w:r>
         <w:rPr>
           <w:rFonts w:hint="eastAsia"/>
@@ -3585,7 +7346,7 @@
                     </pic:cNvPicPr>
                   </pic:nvPicPr>
                   <pic:blipFill>
-                    <a:blip r:embed="rId16"/>
+                    <a:blip r:embed="rId17"/>
                     <a:stretch>
                       <a:fillRect/>
                     </a:stretch>
@@ -3641,13 +7402,13 @@
         <w:t>当主设备收到目标设备的确认信号后，便会开始与该设备进行通信。</w:t>
       </w:r>
     </w:p>
-    <w:bookmarkEnd w:id="15"/>
-    <w:bookmarkEnd w:id="19"/>
+    <w:bookmarkEnd w:id="22"/>
+    <w:bookmarkEnd w:id="26"/>
     <w:p>
       <w:pPr>
         <w:pStyle w:val="5"/>
       </w:pPr>
-      <w:bookmarkStart w:id="20" w:name="完整通信流程"/>
+      <w:bookmarkStart w:id="27" w:name="完整通信流程"/>
       <w:r>
         <w:rPr>
           <w:rFonts w:hint="eastAsia"/>
@@ -3678,7 +7439,7 @@
                     </pic:cNvPicPr>
                   </pic:nvPicPr>
                   <pic:blipFill>
-                    <a:blip r:embed="rId19"/>
+                    <a:blip r:embed="rId20"/>
                     <a:stretch>
                       <a:fillRect/>
                     </a:stretch>
@@ -3798,13 +7559,13 @@
         <w:t>（5）发送终止信号</w:t>
       </w:r>
     </w:p>
-    <w:bookmarkEnd w:id="11"/>
-    <w:bookmarkEnd w:id="20"/>
+    <w:bookmarkEnd w:id="18"/>
+    <w:bookmarkEnd w:id="27"/>
     <w:p>
       <w:pPr>
         <w:pStyle w:val="4"/>
       </w:pPr>
-      <w:bookmarkStart w:id="21" w:name="spi-通信"/>
+      <w:bookmarkStart w:id="28" w:name="spi-通信"/>
       <w:r>
         <w:t xml:space="preserve">SPI </w:t>
       </w:r>
@@ -3819,7 +7580,7 @@
       <w:pPr>
         <w:pStyle w:val="5"/>
       </w:pPr>
-      <w:bookmarkStart w:id="22" w:name="spi-通信介绍"/>
+      <w:bookmarkStart w:id="29" w:name="spi-通信介绍"/>
       <w:r>
         <w:t xml:space="preserve">SPI </w:t>
       </w:r>
@@ -3834,7 +7595,7 @@
       <w:pPr>
         <w:pStyle w:val="6"/>
       </w:pPr>
-      <w:bookmarkStart w:id="23" w:name="基本概念"/>
+      <w:bookmarkStart w:id="30" w:name="基本概念"/>
       <w:r>
         <w:rPr>
           <w:rFonts w:hint="eastAsia"/>
@@ -3865,7 +7626,7 @@
                     </pic:cNvPicPr>
                   </pic:nvPicPr>
                   <pic:blipFill>
-                    <a:blip r:embed="rId20"/>
+                    <a:blip r:embed="rId21"/>
                     <a:stretch>
                       <a:fillRect/>
                     </a:stretch>
@@ -3979,12 +7740,12 @@
         <w:t>。一对多</w:t>
       </w:r>
     </w:p>
-    <w:bookmarkEnd w:id="23"/>
+    <w:bookmarkEnd w:id="30"/>
     <w:p>
       <w:pPr>
         <w:pStyle w:val="6"/>
       </w:pPr>
-      <w:bookmarkStart w:id="24" w:name="物理层"/>
+      <w:bookmarkStart w:id="31" w:name="物理层"/>
       <w:r>
         <w:rPr>
           <w:rFonts w:hint="eastAsia"/>
@@ -4016,7 +7777,7 @@
                     </pic:cNvPicPr>
                   </pic:nvPicPr>
                   <pic:blipFill>
-                    <a:blip r:embed="rId21"/>
+                    <a:blip r:embed="rId22"/>
                     <a:stretch>
                       <a:fillRect/>
                     </a:stretch>
@@ -4556,7 +8317,7 @@
                     </pic:cNvPicPr>
                   </pic:nvPicPr>
                   <pic:blipFill>
-                    <a:blip r:embed="rId22"/>
+                    <a:blip r:embed="rId23"/>
                     <a:stretch>
                       <a:fillRect/>
                     </a:stretch>
@@ -4581,12 +8342,12 @@
         </w:drawing>
       </w:r>
     </w:p>
-    <w:bookmarkEnd w:id="24"/>
+    <w:bookmarkEnd w:id="31"/>
     <w:p>
       <w:pPr>
         <w:pStyle w:val="6"/>
       </w:pPr>
-      <w:bookmarkStart w:id="25" w:name="协议层"/>
+      <w:bookmarkStart w:id="32" w:name="协议层"/>
       <w:r>
         <w:rPr>
           <w:rFonts w:hint="eastAsia"/>
@@ -4617,7 +8378,7 @@
                     </pic:cNvPicPr>
                   </pic:nvPicPr>
                   <pic:blipFill>
-                    <a:blip r:embed="rId23"/>
+                    <a:blip r:embed="rId24"/>
                     <a:stretch>
                       <a:fillRect/>
                     </a:stretch>
@@ -4841,7 +8602,7 @@
                     </pic:cNvPicPr>
                   </pic:nvPicPr>
                   <pic:blipFill>
-                    <a:blip r:embed="rId24"/>
+                    <a:blip r:embed="rId25"/>
                     <a:stretch>
                       <a:fillRect/>
                     </a:stretch>
@@ -5012,7 +8773,7 @@
                     </pic:cNvPicPr>
                   </pic:nvPicPr>
                   <pic:blipFill>
-                    <a:blip r:embed="rId25"/>
+                    <a:blip r:embed="rId26"/>
                     <a:stretch>
                       <a:fillRect/>
                     </a:stretch>
@@ -5447,7 +9208,7 @@
                     </pic:cNvPicPr>
                   </pic:nvPicPr>
                   <pic:blipFill>
-                    <a:blip r:embed="rId26"/>
+                    <a:blip r:embed="rId27"/>
                     <a:stretch>
                       <a:fillRect/>
                     </a:stretch>
@@ -5524,7 +9285,7 @@
                     </pic:cNvPicPr>
                   </pic:nvPicPr>
                   <pic:blipFill>
-                    <a:blip r:embed="rId27"/>
+                    <a:blip r:embed="rId28"/>
                     <a:stretch>
                       <a:fillRect/>
                     </a:stretch>
@@ -5619,12 +9380,10 @@
         </w:rPr>
         <w:t xml:space="preserve"> 0</w:t>
       </w:r>
-      <w:bookmarkStart w:id="26" w:name="_GoBack"/>
-      <w:bookmarkEnd w:id="26"/>
-    </w:p>
-    <w:bookmarkEnd w:id="21"/>
-    <w:bookmarkEnd w:id="22"/>
-    <w:bookmarkEnd w:id="25"/>
+    </w:p>
+    <w:bookmarkEnd w:id="28"/>
+    <w:bookmarkEnd w:id="29"/>
+    <w:bookmarkEnd w:id="32"/>
     <w:sectPr>
       <w:headerReference r:id="rId4" w:type="default"/>
       <w:pgSz w:w="12240" w:h="15840"/>
@@ -5939,7 +9698,7 @@
   <w:docDefaults>
     <w:rPrDefault>
       <w:rPr>
-        <w:rFonts w:asciiTheme="minorHAnsi" w:hAnsiTheme="minorHAnsi" w:eastAsiaTheme="minorEastAsia" w:cstheme="minorBidi"/>
+        <w:rFonts w:ascii="Times New Roman" w:hAnsi="Times New Roman" w:eastAsia="宋体" w:cs="Times New Roman"/>
       </w:rPr>
     </w:rPrDefault>
     <w:pPrDefault/>
@@ -5964,9 +9723,9 @@
     <w:lsdException w:uiPriority="0" w:name="index 7"/>
     <w:lsdException w:uiPriority="0" w:name="index 8"/>
     <w:lsdException w:uiPriority="0" w:name="index 9"/>
-    <w:lsdException w:uiPriority="39" w:semiHidden="0" w:name="toc 1"/>
-    <w:lsdException w:uiPriority="39" w:semiHidden="0" w:name="toc 2"/>
-    <w:lsdException w:uiPriority="39" w:semiHidden="0" w:name="toc 3"/>
+    <w:lsdException w:qFormat="1" w:uiPriority="39" w:semiHidden="0" w:name="toc 1"/>
+    <w:lsdException w:qFormat="1" w:uiPriority="39" w:semiHidden="0" w:name="toc 2"/>
+    <w:lsdException w:qFormat="1" w:uiPriority="39" w:semiHidden="0" w:name="toc 3"/>
     <w:lsdException w:uiPriority="0" w:name="toc 4"/>
     <w:lsdException w:uiPriority="0" w:name="toc 5"/>
     <w:lsdException w:uiPriority="0" w:name="toc 6"/>
@@ -5976,14 +9735,14 @@
     <w:lsdException w:uiPriority="0" w:name="Normal Indent"/>
     <w:lsdException w:qFormat="1" w:uiPriority="9" w:semiHidden="0" w:name="footnote text"/>
     <w:lsdException w:uiPriority="0" w:name="annotation text"/>
-    <w:lsdException w:uiPriority="0" w:semiHidden="0" w:name="header"/>
-    <w:lsdException w:uiPriority="0" w:semiHidden="0" w:name="footer"/>
+    <w:lsdException w:qFormat="1" w:uiPriority="0" w:semiHidden="0" w:name="header"/>
+    <w:lsdException w:qFormat="1" w:uiPriority="0" w:semiHidden="0" w:name="footer"/>
     <w:lsdException w:uiPriority="0" w:name="index heading"/>
     <w:lsdException w:qFormat="1" w:unhideWhenUsed="0" w:uiPriority="0" w:semiHidden="0" w:name="caption"/>
     <w:lsdException w:uiPriority="0" w:name="table of figures"/>
     <w:lsdException w:uiPriority="0" w:name="envelope address"/>
     <w:lsdException w:uiPriority="0" w:name="envelope return"/>
-    <w:lsdException w:unhideWhenUsed="0" w:uiPriority="0" w:semiHidden="0" w:name="footnote reference"/>
+    <w:lsdException w:qFormat="1" w:unhideWhenUsed="0" w:uiPriority="0" w:semiHidden="0" w:name="footnote reference"/>
     <w:lsdException w:uiPriority="0" w:name="annotation reference"/>
     <w:lsdException w:uiPriority="0" w:name="line number"/>
     <w:lsdException w:uiPriority="0" w:name="page number"/>
@@ -6093,7 +9852,7 @@
     <w:lsdException w:uiPriority="0" w:name="Table Web 2"/>
     <w:lsdException w:uiPriority="0" w:name="Table Web 3"/>
     <w:lsdException w:uiPriority="0" w:name="Balloon Text"/>
-    <w:lsdException w:unhideWhenUsed="0" w:uiPriority="0" w:semiHidden="0" w:name="Table Grid"/>
+    <w:lsdException w:qFormat="1" w:unhideWhenUsed="0" w:uiPriority="0" w:semiHidden="0" w:name="Table Grid"/>
     <w:lsdException w:uiPriority="0" w:name="Table Theme"/>
     <w:lsdException w:unhideWhenUsed="0" w:uiPriority="60" w:semiHidden="0" w:name="Light Shading"/>
     <w:lsdException w:unhideWhenUsed="0" w:uiPriority="61" w:semiHidden="0" w:name="Light List"/>
@@ -6295,13 +10054,13 @@
       <w:keepLines/>
       <w:numPr>
         <w:ilvl w:val="3"/>
-        <w:numId w:val="1"/>
+        <w:numId w:val="0"/>
       </w:numPr>
       <w:spacing w:before="200" w:after="0" w:line="360" w:lineRule="auto"/>
       <w:outlineLvl w:val="3"/>
     </w:pPr>
     <w:rPr>
-      <w:rFonts w:eastAsia="黑体" w:cstheme="majorBidi"/>
+      <w:rFonts w:ascii="Times New Roman" w:hAnsi="Times New Roman" w:eastAsia="黑体" w:cstheme="majorBidi"/>
       <w:bCs/>
       <w:iCs/>
       <w:lang w:eastAsia="zh-CN"/>
@@ -6491,6 +10250,7 @@
     <w:next w:val="1"/>
     <w:autoRedefine/>
     <w:unhideWhenUsed/>
+    <w:qFormat/>
     <w:uiPriority w:val="39"/>
     <w:pPr>
       <w:ind w:left="840" w:leftChars="400"/>
@@ -6519,6 +10279,7 @@
     <w:basedOn w:val="1"/>
     <w:link w:val="78"/>
     <w:unhideWhenUsed/>
+    <w:qFormat/>
     <w:uiPriority w:val="0"/>
     <w:pPr>
       <w:tabs>
@@ -6537,6 +10298,7 @@
     <w:basedOn w:val="1"/>
     <w:link w:val="77"/>
     <w:unhideWhenUsed/>
+    <w:qFormat/>
     <w:uiPriority w:val="0"/>
     <w:pPr>
       <w:pBdr>
@@ -6560,6 +10322,7 @@
     <w:next w:val="1"/>
     <w:autoRedefine/>
     <w:unhideWhenUsed/>
+    <w:qFormat/>
     <w:uiPriority w:val="39"/>
     <w:rPr>
       <w:b/>
@@ -6612,6 +10375,7 @@
     <w:next w:val="1"/>
     <w:autoRedefine/>
     <w:unhideWhenUsed/>
+    <w:qFormat/>
     <w:uiPriority w:val="39"/>
     <w:pPr>
       <w:ind w:left="420" w:leftChars="200"/>
@@ -6630,6 +10394,7 @@
   <w:style w:type="table" w:styleId="26">
     <w:name w:val="Table Grid"/>
     <w:basedOn w:val="25"/>
+    <w:qFormat/>
     <w:uiPriority w:val="0"/>
     <w:pPr>
       <w:spacing w:after="0"/>
@@ -6669,6 +10434,7 @@
   <w:style w:type="character" w:styleId="30">
     <w:name w:val="footnote reference"/>
     <w:basedOn w:val="29"/>
+    <w:qFormat/>
     <w:uiPriority w:val="0"/>
     <w:rPr>
       <w:rFonts w:ascii="Times New Roman" w:hAnsi="Times New Roman"/>
@@ -6822,6 +10588,7 @@
   <w:style w:type="paragraph" w:customStyle="1" w:styleId="41">
     <w:name w:val="Captioned Figure"/>
     <w:basedOn w:val="40"/>
+    <w:qFormat/>
     <w:uiPriority w:val="0"/>
     <w:pPr>
       <w:keepNext/>
@@ -6831,6 +10598,7 @@
     <w:name w:val="Verbatim Char"/>
     <w:basedOn w:val="29"/>
     <w:link w:val="43"/>
+    <w:qFormat/>
     <w:uiPriority w:val="0"/>
     <w:rPr>
       <w:rFonts w:ascii="Fira Code" w:hAnsi="Fira Code" w:eastAsia="宋体" w:cs="Times New Roman (正文 CS 字体)"/>
@@ -6904,6 +10672,7 @@
   <w:style w:type="character" w:customStyle="1" w:styleId="47">
     <w:name w:val="DataTypeTok"/>
     <w:basedOn w:val="42"/>
+    <w:qFormat/>
     <w:uiPriority w:val="0"/>
     <w:rPr>
       <w:rFonts w:ascii="Fira Code" w:hAnsi="Fira Code" w:eastAsia="宋体" w:cs="Times New Roman (正文 CS 字体)"/>
@@ -6929,6 +10698,7 @@
   <w:style w:type="character" w:customStyle="1" w:styleId="49">
     <w:name w:val="BaseNTok"/>
     <w:basedOn w:val="42"/>
+    <w:qFormat/>
     <w:uiPriority w:val="0"/>
     <w:rPr>
       <w:rFonts w:ascii="Fira Code" w:hAnsi="Fira Code" w:eastAsia="宋体" w:cs="Times New Roman (正文 CS 字体)"/>
@@ -6941,6 +10711,7 @@
   <w:style w:type="character" w:customStyle="1" w:styleId="50">
     <w:name w:val="FloatTok"/>
     <w:basedOn w:val="42"/>
+    <w:qFormat/>
     <w:uiPriority w:val="0"/>
     <w:rPr>
       <w:rFonts w:ascii="Fira Code" w:hAnsi="Fira Code" w:eastAsia="宋体" w:cs="Times New Roman (正文 CS 字体)"/>
@@ -6953,6 +10724,7 @@
   <w:style w:type="character" w:customStyle="1" w:styleId="51">
     <w:name w:val="ConstantTok"/>
     <w:basedOn w:val="42"/>
+    <w:qFormat/>
     <w:uiPriority w:val="0"/>
     <w:rPr>
       <w:rFonts w:ascii="Fira Code" w:hAnsi="Fira Code" w:eastAsia="宋体" w:cs="Times New Roman (正文 CS 字体)"/>
@@ -7027,6 +10799,7 @@
   <w:style w:type="character" w:customStyle="1" w:styleId="57">
     <w:name w:val="ImportTok"/>
     <w:basedOn w:val="42"/>
+    <w:qFormat/>
     <w:uiPriority w:val="0"/>
     <w:rPr>
       <w:rFonts w:ascii="Fira Code" w:hAnsi="Fira Code" w:eastAsia="宋体" w:cs="Times New Roman (正文 CS 字体)"/>
@@ -7076,6 +10849,7 @@
   <w:style w:type="character" w:customStyle="1" w:styleId="61">
     <w:name w:val="CommentVarTok"/>
     <w:basedOn w:val="42"/>
+    <w:qFormat/>
     <w:uiPriority w:val="0"/>
     <w:rPr>
       <w:rFonts w:ascii="Fira Code" w:hAnsi="Fira Code" w:eastAsia="宋体" w:cs="Times New Roman (正文 CS 字体)"/>
@@ -7101,6 +10875,7 @@
   <w:style w:type="character" w:customStyle="1" w:styleId="63">
     <w:name w:val="FunctionTok"/>
     <w:basedOn w:val="42"/>
+    <w:qFormat/>
     <w:uiPriority w:val="0"/>
     <w:rPr>
       <w:rFonts w:ascii="Fira Code" w:hAnsi="Fira Code" w:eastAsia="宋体" w:cs="Times New Roman (正文 CS 字体)"/>
